--- a/Курсовая.docx
+++ b/Курсовая.docx
@@ -624,6 +624,389 @@
     <w:p>
       <w:pPr>
         <w:rPr>
+          <w:rFonts w:ascii="Times New Roman" w:hAnsi="Times New Roman" w:cs="Times New Roman"/>
+          <w:b/>
+          <w:bCs/>
+          <w:lang w:val="ru-RU"/>
+        </w:rPr>
+      </w:pPr>
+      <w:r>
+        <w:rPr>
+          <w:rFonts w:ascii="Times New Roman" w:hAnsi="Times New Roman" w:cs="Times New Roman"/>
+          <w:b/>
+          <w:bCs/>
+          <w:lang w:val="ru-RU"/>
+        </w:rPr>
+        <w:t xml:space="preserve"> Описание и анализ предметной области</w:t>
+      </w:r>
+    </w:p>
+    <w:p>
+      <w:pPr>
+        <w:rPr>
+          <w:b/>
+          <w:bCs/>
+          <w:lang w:val="ru-RU"/>
+        </w:rPr>
+      </w:pPr>
+      <w:r>
+        <w:rPr>
+          <w:b/>
+          <w:bCs/>
+          <w:lang w:val="ru-RU"/>
+        </w:rPr>
+        <w:t xml:space="preserve">Предметной областью данного курсового проекта являются текстовые и мультимедийные коммуникации в современных интернет-мессенджерах (на примере платформы </w:t>
+      </w:r>
+      <w:r>
+        <w:rPr>
+          <w:b/>
+          <w:bCs/>
+        </w:rPr>
+        <w:t>Telegram</w:t>
+      </w:r>
+      <w:r>
+        <w:rPr>
+          <w:b/>
+          <w:bCs/>
+          <w:lang w:val="ru-RU"/>
+        </w:rPr>
+        <w:t xml:space="preserve">), </w:t>
+      </w:r>
+      <w:r>
+        <w:rPr>
+          <w:b/>
+          <w:bCs/>
+          <w:lang w:val="ru-RU"/>
+        </w:rPr>
+        <w:lastRenderedPageBreak/>
+        <w:t>а также методы автоматизации диалоговых процессов, симуляции присутствия реального пользователя и интеллектуального синтеза контента на основе анализа накопленной истории общения.</w:t>
+      </w:r>
+    </w:p>
+    <w:p>
+      <w:pPr>
+        <w:rPr>
+          <w:b/>
+          <w:bCs/>
+          <w:lang w:val="ru-RU"/>
+        </w:rPr>
+      </w:pPr>
+      <w:r>
+        <w:rPr>
+          <w:b/>
+          <w:bCs/>
+          <w:lang w:val="ru-RU"/>
+        </w:rPr>
+        <w:t>Современные мессенджеры превратились из средств простой передачи сообщений в сложные экосистемы (сообщества, супергруппы, каналы, форумы с делением на темы/топики). В этих условиях анализ групповых переписок приобретает специфические характеристики, определяющие особенности предметной области:</w:t>
+      </w:r>
+    </w:p>
+    <w:p>
+      <w:pPr>
+        <w:numPr>
+          <w:ilvl w:val="0"/>
+          <w:numId w:val="7"/>
+        </w:numPr>
+        <w:rPr>
+          <w:b/>
+          <w:bCs/>
+          <w:lang w:val="ru-RU"/>
+        </w:rPr>
+      </w:pPr>
+      <w:r>
+        <w:rPr>
+          <w:b/>
+          <w:bCs/>
+          <w:lang w:val="ru-RU"/>
+        </w:rPr>
+        <w:t>Неформальный характер и динамичность общения. В отличие от официальных текстов, живой диалог в чатах характеризуется отсутствием жесткой синтаксической структуры, активным использованием интернет-сленга, смайлов (эмодзи), намеренным искажением регистра слов, слоговым растяжением гласных и эмуляцией эмоционального заикания для выражения экспрессии.</w:t>
+      </w:r>
+    </w:p>
+    <w:p>
+      <w:pPr>
+        <w:numPr>
+          <w:ilvl w:val="0"/>
+          <w:numId w:val="7"/>
+        </w:numPr>
+        <w:rPr>
+          <w:b/>
+          <w:bCs/>
+          <w:lang w:val="ru-RU"/>
+        </w:rPr>
+      </w:pPr>
+      <w:r>
+        <w:rPr>
+          <w:b/>
+          <w:bCs/>
+          <w:lang w:val="ru-RU"/>
+        </w:rPr>
+        <w:t>Многотематичность (поликонтекстность). В рамках одной группы или супергруппы пользователи могут одновременно обсуждать несколько несвязанных тем. Автоматизированная система обязана динамически адаптироваться под текущую тему разговора, выделяя из потока сообщений смысловые маркеры и отсеивая «шумовую» лексику (предлоги, междометия).</w:t>
+      </w:r>
+    </w:p>
+    <w:p>
+      <w:pPr>
+        <w:numPr>
+          <w:ilvl w:val="0"/>
+          <w:numId w:val="7"/>
+        </w:numPr>
+        <w:rPr>
+          <w:b/>
+          <w:bCs/>
+          <w:lang w:val="ru-RU"/>
+        </w:rPr>
+      </w:pPr>
+      <w:r>
+        <w:rPr>
+          <w:b/>
+          <w:bCs/>
+          <w:lang w:val="ru-RU"/>
+        </w:rPr>
+        <w:t>Мультимодальность контента. Общение в мессенджерах не ограничивается текстом. Неотъемлемой частью субкультуры виртуальных сообществ являются графические шаблоны (мемы, демотиваторы), на которые накладывается текстовый комментарий, логически связанный с контекстом текущей дискуссии.</w:t>
+      </w:r>
+    </w:p>
+    <w:p>
+      <w:pPr>
+        <w:rPr>
+          <w:b/>
+          <w:bCs/>
+          <w:lang w:val="ru-RU"/>
+        </w:rPr>
+      </w:pPr>
+      <w:r>
+        <w:rPr>
+          <w:b/>
+          <w:bCs/>
+          <w:lang w:val="ru-RU"/>
+        </w:rPr>
+        <w:t>Ключевые процессы автоматизации в предметной области:</w:t>
+      </w:r>
+    </w:p>
+    <w:p>
+      <w:pPr>
+        <w:numPr>
+          <w:ilvl w:val="0"/>
+          <w:numId w:val="8"/>
+        </w:numPr>
+        <w:rPr>
+          <w:b/>
+          <w:bCs/>
+          <w:lang w:val="ru-RU"/>
+        </w:rPr>
+      </w:pPr>
+      <w:r>
+        <w:rPr>
+          <w:b/>
+          <w:bCs/>
+          <w:lang w:val="ru-RU"/>
+        </w:rPr>
+        <w:t>Сбор и индексация текстовых данных (персистентность): неблокирующий перехват входящих реплик пользователей чата, их предварительное разделение по авторам и запись в базу данных с целью непрерывного расширения обучающего корпуса бота («обучение на лету»).</w:t>
+      </w:r>
+    </w:p>
+    <w:p>
+      <w:pPr>
+        <w:numPr>
+          <w:ilvl w:val="0"/>
+          <w:numId w:val="8"/>
+        </w:numPr>
+        <w:rPr>
+          <w:b/>
+          <w:bCs/>
+          <w:lang w:val="ru-RU"/>
+        </w:rPr>
+      </w:pPr>
+      <w:r>
+        <w:rPr>
+          <w:b/>
+          <w:bCs/>
+          <w:lang w:val="ru-RU"/>
+        </w:rPr>
+        <w:t>Контекстный лингвистический анализ: морфологический разбор входящего предложения, приведение слов к начальной форме (лемме) для нивелирования флексий русского языка, расчет весовых коэффициентов (частотности употребления слов в глобальном корпусе) и определение семантического ядра запроса.</w:t>
+      </w:r>
+    </w:p>
+    <w:p>
+      <w:pPr>
+        <w:numPr>
+          <w:ilvl w:val="0"/>
+          <w:numId w:val="8"/>
+        </w:numPr>
+        <w:rPr>
+          <w:b/>
+          <w:bCs/>
+          <w:lang w:val="ru-RU"/>
+        </w:rPr>
+      </w:pPr>
+      <w:r>
+        <w:rPr>
+          <w:b/>
+          <w:bCs/>
+          <w:lang w:val="ru-RU"/>
+        </w:rPr>
+        <w:t>Вероятностный синтез речи: построение локальных математических моделей переходов на основе цепочек слов, извлеченных из базы данных по ключевым маркерам текущего диалога, и стохастическая генерация грамматически связного ответа.</w:t>
+      </w:r>
+    </w:p>
+    <w:p>
+      <w:pPr>
+        <w:numPr>
+          <w:ilvl w:val="0"/>
+          <w:numId w:val="8"/>
+        </w:numPr>
+        <w:rPr>
+          <w:b/>
+          <w:bCs/>
+          <w:lang w:val="ru-RU"/>
+        </w:rPr>
+      </w:pPr>
+      <w:r>
+        <w:rPr>
+          <w:b/>
+          <w:bCs/>
+          <w:lang w:val="ru-RU"/>
+        </w:rPr>
+        <w:lastRenderedPageBreak/>
+        <w:t>Стилистическое искажение и постобработка: программная модификация выходной строки с применением паттернов неформального сетевого сленга и наложение текста на графические изображения.</w:t>
+      </w:r>
+    </w:p>
+    <w:p>
+      <w:pPr>
+        <w:numPr>
+          <w:ilvl w:val="0"/>
+          <w:numId w:val="8"/>
+        </w:numPr>
+        <w:rPr>
+          <w:b/>
+          <w:bCs/>
+          <w:lang w:val="ru-RU"/>
+        </w:rPr>
+      </w:pPr>
+      <w:r>
+        <w:rPr>
+          <w:b/>
+          <w:bCs/>
+          <w:lang w:val="ru-RU"/>
+        </w:rPr>
+        <w:t>Администрирование поведения системы: предоставление владельцам и модераторам виртуальных сообществ удобного графического интерфейса (инлайн-панелей) для гибкой настройки шансов срабатывания бота, уровня его «разумности» и других поведенческих факторов.</w:t>
+      </w:r>
+    </w:p>
+    <w:p>
+      <w:pPr>
+        <w:rPr>
+          <w:b/>
+          <w:bCs/>
+        </w:rPr>
+      </w:pPr>
+      <w:r>
+        <w:rPr>
+          <w:b/>
+          <w:bCs/>
+        </w:rPr>
+        <w:t>Сущности предметной области:</w:t>
+      </w:r>
+    </w:p>
+    <w:p>
+      <w:pPr>
+        <w:numPr>
+          <w:ilvl w:val="0"/>
+          <w:numId w:val="9"/>
+        </w:numPr>
+        <w:rPr>
+          <w:b/>
+          <w:bCs/>
+        </w:rPr>
+      </w:pPr>
+      <w:r>
+        <w:rPr>
+          <w:b/>
+          <w:bCs/>
+          <w:lang w:val="ru-RU"/>
+        </w:rPr>
+        <w:t xml:space="preserve">Пользователь (Участник диалога) — субъект общения, генерирующий текстовые сообщения и медиафайлы. </w:t>
+      </w:r>
+      <w:r>
+        <w:rPr>
+          <w:b/>
+          <w:bCs/>
+        </w:rPr>
+        <w:t>Характеризуется уникальным идентификатором (user_id).</w:t>
+      </w:r>
+    </w:p>
+    <w:p>
+      <w:pPr>
+        <w:numPr>
+          <w:ilvl w:val="0"/>
+          <w:numId w:val="9"/>
+        </w:numPr>
+        <w:rPr>
+          <w:b/>
+          <w:bCs/>
+        </w:rPr>
+      </w:pPr>
+      <w:r>
+        <w:rPr>
+          <w:b/>
+          <w:bCs/>
+          <w:lang w:val="ru-RU"/>
+        </w:rPr>
+        <w:t xml:space="preserve">Виртуальное сообщество (Чат/Группа/Супергруппа) — среда общения, внутри которой разворачивается деятельность бота. </w:t>
+      </w:r>
+      <w:r>
+        <w:rPr>
+          <w:b/>
+          <w:bCs/>
+        </w:rPr>
+        <w:t>Обладает уникальным идентификатором (chat_id) и собственным профилем настроек.</w:t>
+      </w:r>
+    </w:p>
+    <w:p>
+      <w:pPr>
+        <w:numPr>
+          <w:ilvl w:val="0"/>
+          <w:numId w:val="9"/>
+        </w:numPr>
+        <w:rPr>
+          <w:b/>
+          <w:bCs/>
+          <w:lang w:val="ru-RU"/>
+        </w:rPr>
+      </w:pPr>
+      <w:r>
+        <w:rPr>
+          <w:b/>
+          <w:bCs/>
+          <w:lang w:val="ru-RU"/>
+        </w:rPr>
+        <w:t>Сообщение (Реплика) — дискретная единица текстовой информации, обладающая автором, телом сообщения и временным штампом.</w:t>
+      </w:r>
+    </w:p>
+    <w:p>
+      <w:pPr>
+        <w:numPr>
+          <w:ilvl w:val="0"/>
+          <w:numId w:val="9"/>
+        </w:numPr>
+        <w:rPr>
+          <w:b/>
+          <w:bCs/>
+          <w:lang w:val="ru-RU"/>
+        </w:rPr>
+      </w:pPr>
+      <w:r>
+        <w:rPr>
+          <w:b/>
+          <w:bCs/>
+          <w:lang w:val="ru-RU"/>
+        </w:rPr>
+        <w:t>Медиаобъект (Изображение) — графический файл, используемый пользователями в качестве визуального стимула, а ботом — как подложка для синтеза демотиватора.</w:t>
+      </w:r>
+    </w:p>
+    <w:p>
+      <w:pPr>
+        <w:rPr>
+          <w:b/>
+          <w:bCs/>
+          <w:lang w:val="ru-RU"/>
+        </w:rPr>
+      </w:pPr>
+    </w:p>
+    <w:p>
+      <w:pPr>
+        <w:rPr>
           <w:b/>
           <w:bCs/>
           <w:lang w:val="ru-RU"/>
@@ -652,42 +1035,95 @@
           <w:bCs/>
           <w:lang w:val="ru-RU"/>
         </w:rPr>
+        <w:t>1.1. Вероятностные цепи Маркова и матрицы переходов в задачах генерации речи</w:t>
+      </w:r>
+    </w:p>
+    <w:p>
+      <w:pPr>
+        <w:rPr>
+          <w:b/>
+          <w:bCs/>
+          <w:lang w:val="ru-RU"/>
+        </w:rPr>
+      </w:pPr>
+      <w:r>
+        <w:rPr>
+          <w:b/>
+          <w:bCs/>
+          <w:lang w:val="ru-RU"/>
+        </w:rPr>
+        <w:t>В основе математического ядра разработанной системы лежит концепция дискретных стохастических процессов с конечным числом состояний, более известная в математическом анализе как цепи Маркова. Применительно к задачам компьютерной лингвистики любой связный текст может быть представлен как упорядоченная последовательность дискретных токенов (отдельных слов, знаков препинания и смайлов). Фундаментальное допущение марковской модели заключается в том, что вероятность появления каждого последующего элемента в строке зависит исключительно от состояний фиксированного числа предшествующих ему элементов и совершенно не зависит от того, как система развивалась до этого момента (свойство отсутствия последействия).</w:t>
+      </w:r>
+    </w:p>
+    <w:p>
+      <w:pPr>
+        <w:rPr>
+          <w:b/>
+          <w:bCs/>
+          <w:lang w:val="ru-RU"/>
+        </w:rPr>
+      </w:pPr>
+      <w:r>
+        <w:rPr>
+          <w:b/>
+          <w:bCs/>
+          <w:lang w:val="ru-RU"/>
+        </w:rPr>
+        <w:t>Для моделирования человеческой речи используются цепи Маркова высших порядков (обычно 2-го или 3-го порядка). Если порядок модели равен $</w:t>
+      </w:r>
+      <w:r>
+        <w:rPr>
+          <w:b/>
+          <w:bCs/>
+        </w:rPr>
+        <w:t>k</w:t>
+      </w:r>
+      <w:r>
+        <w:rPr>
+          <w:b/>
+          <w:bCs/>
+          <w:lang w:val="ru-RU"/>
+        </w:rPr>
+        <w:t xml:space="preserve">$, то вероятность появления </w:t>
+      </w:r>
+      <w:r>
+        <w:rPr>
+          <w:b/>
+          <w:bCs/>
+          <w:lang w:val="ru-RU"/>
+        </w:rPr>
         <w:lastRenderedPageBreak/>
-        <w:t>1.1. Вероятностные цепи Маркова и матрицы переходов в задачах генерации речи</w:t>
-      </w:r>
-    </w:p>
-    <w:p>
-      <w:pPr>
-        <w:rPr>
-          <w:b/>
-          <w:bCs/>
-          <w:lang w:val="ru-RU"/>
-        </w:rPr>
-      </w:pPr>
-      <w:r>
-        <w:rPr>
-          <w:b/>
-          <w:bCs/>
-          <w:lang w:val="ru-RU"/>
-        </w:rPr>
-        <w:t>В основе математического ядра разработанной системы лежит концепция дискретных стохастических процессов с конечным числом состояний, более известная в математическом анализе как цепи Маркова. Применительно к задачам компьютерной лингвистики любой связный текст может быть представлен как упорядоченная последовательность дискретных токенов (отдельных слов, знаков препинания и смайлов). Фундаментальное допущение марковской модели заключается в том, что вероятность появления каждого последующего элемента в строке зависит исключительно от состояний фиксированного числа предшествующих ему элементов и совершенно не зависит от того, как система развивалась до этого момента (свойство отсутствия последействия).</w:t>
-      </w:r>
-    </w:p>
-    <w:p>
-      <w:pPr>
-        <w:rPr>
-          <w:b/>
-          <w:bCs/>
-          <w:lang w:val="ru-RU"/>
-        </w:rPr>
-      </w:pPr>
-      <w:r>
-        <w:rPr>
-          <w:b/>
-          <w:bCs/>
-          <w:lang w:val="ru-RU"/>
-        </w:rPr>
-        <w:t>Для моделирования человеческой речи используются цепи Маркова высших порядков (обычно 2-го или 3-го порядка). Если порядок модели равен $</w:t>
+        <w:t>слова $</w:t>
+      </w:r>
+      <w:r>
+        <w:rPr>
+          <w:b/>
+          <w:bCs/>
+        </w:rPr>
+        <w:t>w</w:t>
+      </w:r>
+      <w:r>
+        <w:rPr>
+          <w:b/>
+          <w:bCs/>
+          <w:lang w:val="ru-RU"/>
+        </w:rPr>
+        <w:t>_</w:t>
+      </w:r>
+      <w:r>
+        <w:rPr>
+          <w:b/>
+          <w:bCs/>
+        </w:rPr>
+        <w:t>i</w:t>
+      </w:r>
+      <w:r>
+        <w:rPr>
+          <w:b/>
+          <w:bCs/>
+          <w:lang w:val="ru-RU"/>
+        </w:rPr>
+        <w:t>$ вычисляется на основе анализа цепочки из $</w:t>
       </w:r>
       <w:r>
         <w:rPr>
@@ -702,51 +1138,6 @@
           <w:bCs/>
           <w:lang w:val="ru-RU"/>
         </w:rPr>
-        <w:t>$, то вероятность появления слова $</w:t>
-      </w:r>
-      <w:r>
-        <w:rPr>
-          <w:b/>
-          <w:bCs/>
-        </w:rPr>
-        <w:t>w</w:t>
-      </w:r>
-      <w:r>
-        <w:rPr>
-          <w:b/>
-          <w:bCs/>
-          <w:lang w:val="ru-RU"/>
-        </w:rPr>
-        <w:t>_</w:t>
-      </w:r>
-      <w:r>
-        <w:rPr>
-          <w:b/>
-          <w:bCs/>
-        </w:rPr>
-        <w:t>i</w:t>
-      </w:r>
-      <w:r>
-        <w:rPr>
-          <w:b/>
-          <w:bCs/>
-          <w:lang w:val="ru-RU"/>
-        </w:rPr>
-        <w:t>$ вычисляется на основе анализа цепочки из $</w:t>
-      </w:r>
-      <w:r>
-        <w:rPr>
-          <w:b/>
-          <w:bCs/>
-        </w:rPr>
-        <w:t>k</w:t>
-      </w:r>
-      <w:r>
-        <w:rPr>
-          <w:b/>
-          <w:bCs/>
-          <w:lang w:val="ru-RU"/>
-        </w:rPr>
         <w:t>$ предыдущих слов. Математически это выражается формулой условной вероятности:</w:t>
       </w:r>
     </w:p>
@@ -762,6 +1153,7 @@
         <w:rPr>
           <w:b/>
           <w:bCs/>
+          <w:noProof/>
           <w:lang w:val="ru-RU"/>
         </w:rPr>
         <w:drawing>
@@ -1007,7 +1399,146 @@
           <w:bCs/>
           <w:lang w:val="ru-RU"/>
         </w:rPr>
-        <w:t xml:space="preserve">). Эта метрика позволяет математически оценить </w:t>
+        <w:t>). Эта метрика позволяет математически оценить степень важности конкретного слова в рамках одного входящего сообщения по отношению ко всему накопленному корпусу текстовой базы данных.</w:t>
+      </w:r>
+    </w:p>
+    <w:p>
+      <w:pPr>
+        <w:rPr>
+          <w:b/>
+          <w:bCs/>
+          <w:lang w:val="ru-RU"/>
+        </w:rPr>
+      </w:pPr>
+      <w:r>
+        <w:rPr>
+          <w:b/>
+          <w:bCs/>
+          <w:lang w:val="ru-RU"/>
+        </w:rPr>
+        <w:t xml:space="preserve">Компонент </w:t>
+      </w:r>
+      <w:r>
+        <w:rPr>
+          <w:b/>
+          <w:bCs/>
+        </w:rPr>
+        <w:t>TF</w:t>
+      </w:r>
+      <w:r>
+        <w:rPr>
+          <w:b/>
+          <w:bCs/>
+          <w:lang w:val="ru-RU"/>
+        </w:rPr>
+        <w:t xml:space="preserve"> (частота термина) оценивает, насколько часто слово встречается в пришедшем от пользователя сообщении. Компонент </w:t>
+      </w:r>
+      <w:r>
+        <w:rPr>
+          <w:b/>
+          <w:bCs/>
+        </w:rPr>
+        <w:t>IDF</w:t>
+      </w:r>
+      <w:r>
+        <w:rPr>
+          <w:b/>
+          <w:bCs/>
+          <w:lang w:val="ru-RU"/>
+        </w:rPr>
+        <w:t xml:space="preserve"> (обратная частота документа) инверсивно зависит от того, в каком количестве сообщений из всей базы данных это слово фигурирует. Если слово встречается почти в каждом логе (например, предлоги, союзы или общие вводные фразы), его показатель </w:t>
+      </w:r>
+      <w:r>
+        <w:rPr>
+          <w:b/>
+          <w:bCs/>
+        </w:rPr>
+        <w:t>IDF</w:t>
+      </w:r>
+      <w:r>
+        <w:rPr>
+          <w:b/>
+          <w:bCs/>
+          <w:lang w:val="ru-RU"/>
+        </w:rPr>
+        <w:t xml:space="preserve"> стремится к нулю, что позволяет автоматически отсеивать «семантический шум». Напротив, редкие, несущие смысловую нагрузку существительные и глаголы получают высокий вес </w:t>
+      </w:r>
+      <w:r>
+        <w:rPr>
+          <w:b/>
+          <w:bCs/>
+        </w:rPr>
+        <w:t>TF</w:t>
+      </w:r>
+      <w:r>
+        <w:rPr>
+          <w:b/>
+          <w:bCs/>
+          <w:lang w:val="ru-RU"/>
+        </w:rPr>
+        <w:t>-</w:t>
+      </w:r>
+      <w:r>
+        <w:rPr>
+          <w:b/>
+          <w:bCs/>
+        </w:rPr>
+        <w:t>IDF</w:t>
+      </w:r>
+      <w:r>
+        <w:rPr>
+          <w:b/>
+          <w:bCs/>
+          <w:lang w:val="ru-RU"/>
+        </w:rPr>
+        <w:t>.</w:t>
+      </w:r>
+    </w:p>
+    <w:p>
+      <w:pPr>
+        <w:rPr>
+          <w:b/>
+          <w:bCs/>
+          <w:lang w:val="ru-RU"/>
+        </w:rPr>
+      </w:pPr>
+      <w:r>
+        <w:rPr>
+          <w:b/>
+          <w:bCs/>
+          <w:lang w:val="ru-RU"/>
+        </w:rPr>
+        <w:t>При получении реплики от пользователя система рассчитывает веса всех слов, выбирает топ-3 наиболее весомых токенов и использует их в качестве поисковых «зерен» (</w:t>
+      </w:r>
+      <w:r>
+        <w:rPr>
+          <w:b/>
+          <w:bCs/>
+        </w:rPr>
+        <w:t>seeds</w:t>
+      </w:r>
+      <w:r>
+        <w:rPr>
+          <w:b/>
+          <w:bCs/>
+          <w:lang w:val="ru-RU"/>
+        </w:rPr>
+        <w:t xml:space="preserve">). На основе этих зерен из базы данных </w:t>
+      </w:r>
+      <w:r>
+        <w:rPr>
+          <w:b/>
+          <w:bCs/>
+        </w:rPr>
+        <w:t>SQLite</w:t>
+      </w:r>
+      <w:r>
+        <w:rPr>
+          <w:b/>
+          <w:bCs/>
+          <w:lang w:val="ru-RU"/>
+        </w:rPr>
+        <w:t xml:space="preserve"> динамически извлекается изолированный подкорпус сообщений, содержащий данные ключевые понятия. Именно по этому </w:t>
       </w:r>
       <w:r>
         <w:rPr>
@@ -1016,24 +1547,41 @@
           <w:lang w:val="ru-RU"/>
         </w:rPr>
         <w:lastRenderedPageBreak/>
-        <w:t>степень важности конкретного слова в рамках одного входящего сообщения по отношению ко всему накопленному корпусу текстовой базы данных.</w:t>
-      </w:r>
-    </w:p>
-    <w:p>
-      <w:pPr>
-        <w:rPr>
-          <w:b/>
-          <w:bCs/>
-          <w:lang w:val="ru-RU"/>
-        </w:rPr>
-      </w:pPr>
-      <w:r>
-        <w:rPr>
-          <w:b/>
-          <w:bCs/>
-          <w:lang w:val="ru-RU"/>
-        </w:rPr>
-        <w:t xml:space="preserve">Компонент </w:t>
+        <w:t>релевантному подкорпусу «на лету» строится локальная марковская цепь переходов. В результате сгенерированный ответ получается не просто случайным, а жестко привязанным к контексту и теме разговора.</w:t>
+      </w:r>
+    </w:p>
+    <w:p>
+      <w:pPr>
+        <w:rPr>
+          <w:b/>
+          <w:bCs/>
+          <w:lang w:val="ru-RU"/>
+        </w:rPr>
+      </w:pPr>
+      <w:r>
+        <w:rPr>
+          <w:b/>
+          <w:bCs/>
+          <w:lang w:val="ru-RU"/>
+        </w:rPr>
+        <w:t>1.3. Морфологический анализ и лемматизация в условиях флексивности русского языка</w:t>
+      </w:r>
+    </w:p>
+    <w:p>
+      <w:pPr>
+        <w:rPr>
+          <w:b/>
+          <w:bCs/>
+          <w:lang w:val="ru-RU"/>
+        </w:rPr>
+      </w:pPr>
+      <w:r>
+        <w:rPr>
+          <w:b/>
+          <w:bCs/>
+          <w:lang w:val="ru-RU"/>
+        </w:rPr>
+        <w:t xml:space="preserve">Русский язык характеризуется чрезвычайно богатой и сложной морфологической структурой: развитой системой флексий (окончаний), падежей, родов, чисел и временных форм. Для марковской модели слова «роботу», «робота», «роботы» и «роботом» являются абсолютно разными, независимыми токенами. Если использовать текст в его исходном «сыром» виде, матрица переходов окажется крайне разреженной, связи между состояниями будут слабыми, а алгоритм </w:t>
       </w:r>
       <w:r>
         <w:rPr>
@@ -1048,7 +1596,7 @@
           <w:bCs/>
           <w:lang w:val="ru-RU"/>
         </w:rPr>
-        <w:t xml:space="preserve"> (частота термина) оценивает, насколько часто слово встречается в пришедшем от пользователя сообщении. Компонент </w:t>
+        <w:t>-</w:t>
       </w:r>
       <w:r>
         <w:rPr>
@@ -1063,162 +1611,6 @@
           <w:bCs/>
           <w:lang w:val="ru-RU"/>
         </w:rPr>
-        <w:t xml:space="preserve"> (обратная частота документа) инверсивно зависит от того, в каком количестве сообщений из всей базы данных это слово фигурирует. Если слово встречается почти в каждом логе (например, предлоги, союзы или общие вводные фразы), его показатель </w:t>
-      </w:r>
-      <w:r>
-        <w:rPr>
-          <w:b/>
-          <w:bCs/>
-        </w:rPr>
-        <w:t>IDF</w:t>
-      </w:r>
-      <w:r>
-        <w:rPr>
-          <w:b/>
-          <w:bCs/>
-          <w:lang w:val="ru-RU"/>
-        </w:rPr>
-        <w:t xml:space="preserve"> стремится к нулю, что позволяет автоматически отсеивать «семантический шум». Напротив, редкие, несущие смысловую нагрузку существительные и глаголы получают высокий вес </w:t>
-      </w:r>
-      <w:r>
-        <w:rPr>
-          <w:b/>
-          <w:bCs/>
-        </w:rPr>
-        <w:t>TF</w:t>
-      </w:r>
-      <w:r>
-        <w:rPr>
-          <w:b/>
-          <w:bCs/>
-          <w:lang w:val="ru-RU"/>
-        </w:rPr>
-        <w:t>-</w:t>
-      </w:r>
-      <w:r>
-        <w:rPr>
-          <w:b/>
-          <w:bCs/>
-        </w:rPr>
-        <w:t>IDF</w:t>
-      </w:r>
-      <w:r>
-        <w:rPr>
-          <w:b/>
-          <w:bCs/>
-          <w:lang w:val="ru-RU"/>
-        </w:rPr>
-        <w:t>.</w:t>
-      </w:r>
-    </w:p>
-    <w:p>
-      <w:pPr>
-        <w:rPr>
-          <w:b/>
-          <w:bCs/>
-          <w:lang w:val="ru-RU"/>
-        </w:rPr>
-      </w:pPr>
-      <w:r>
-        <w:rPr>
-          <w:b/>
-          <w:bCs/>
-          <w:lang w:val="ru-RU"/>
-        </w:rPr>
-        <w:t>При получении реплики от пользователя система рассчитывает веса всех слов, выбирает топ-3 наиболее весомых токенов и использует их в качестве поисковых «зерен» (</w:t>
-      </w:r>
-      <w:r>
-        <w:rPr>
-          <w:b/>
-          <w:bCs/>
-        </w:rPr>
-        <w:t>seeds</w:t>
-      </w:r>
-      <w:r>
-        <w:rPr>
-          <w:b/>
-          <w:bCs/>
-          <w:lang w:val="ru-RU"/>
-        </w:rPr>
-        <w:t xml:space="preserve">). На основе этих зерен из базы данных </w:t>
-      </w:r>
-      <w:r>
-        <w:rPr>
-          <w:b/>
-          <w:bCs/>
-        </w:rPr>
-        <w:t>SQLite</w:t>
-      </w:r>
-      <w:r>
-        <w:rPr>
-          <w:b/>
-          <w:bCs/>
-          <w:lang w:val="ru-RU"/>
-        </w:rPr>
-        <w:t xml:space="preserve"> динамически извлекается изолированный подкорпус сообщений, содержащий данные ключевые понятия. Именно по этому релевантному подкорпусу «на лету» строится локальная марковская цепь переходов. В результате сгенерированный ответ получается не просто случайным, а жестко привязанным к контексту и теме разговора.</w:t>
-      </w:r>
-    </w:p>
-    <w:p>
-      <w:pPr>
-        <w:rPr>
-          <w:b/>
-          <w:bCs/>
-          <w:lang w:val="ru-RU"/>
-        </w:rPr>
-      </w:pPr>
-      <w:r>
-        <w:rPr>
-          <w:b/>
-          <w:bCs/>
-          <w:lang w:val="ru-RU"/>
-        </w:rPr>
-        <w:t>1.3. Морфологический анализ и лемматизация в условиях флексивности русского языка</w:t>
-      </w:r>
-    </w:p>
-    <w:p>
-      <w:pPr>
-        <w:rPr>
-          <w:b/>
-          <w:bCs/>
-          <w:lang w:val="ru-RU"/>
-        </w:rPr>
-      </w:pPr>
-      <w:r>
-        <w:rPr>
-          <w:b/>
-          <w:bCs/>
-          <w:lang w:val="ru-RU"/>
-        </w:rPr>
-        <w:t xml:space="preserve">Русский язык характеризуется чрезвычайно богатой и сложной морфологической структурой: развитой системой флексий (окончаний), падежей, родов, чисел и временных форм. Для марковской модели слова «роботу», «робота», «роботы» и «роботом» являются абсолютно разными, независимыми токенами. Если использовать текст в его исходном «сыром» виде, матрица переходов окажется крайне разреженной, связи между состояниями будут слабыми, а алгоритм </w:t>
-      </w:r>
-      <w:r>
-        <w:rPr>
-          <w:b/>
-          <w:bCs/>
-        </w:rPr>
-        <w:t>TF</w:t>
-      </w:r>
-      <w:r>
-        <w:rPr>
-          <w:b/>
-          <w:bCs/>
-          <w:lang w:val="ru-RU"/>
-        </w:rPr>
-        <w:t>-</w:t>
-      </w:r>
-      <w:r>
-        <w:rPr>
-          <w:b/>
-          <w:bCs/>
-        </w:rPr>
-        <w:t>IDF</w:t>
-      </w:r>
-      <w:r>
-        <w:rPr>
-          <w:b/>
-          <w:bCs/>
-          <w:lang w:val="ru-RU"/>
-        </w:rPr>
         <w:t xml:space="preserve"> не сможет сопоставить слова в разных падежных формах, что приведет к резкому падению качества генерации и частым сбоям системы.</w:t>
       </w:r>
     </w:p>
@@ -1268,8 +1660,77 @@
           <w:bCs/>
           <w:lang w:val="ru-RU"/>
         </w:rPr>
-        <w:t xml:space="preserve">Дополнительно на этом этапе реализуется очистка текста от пунктуационного шума (лишних скобок, технических символов, спецсимволов разметки), приведение всей строки к нижнему регистру и удаление стоп-слов, не несущих смысловой нагрузки. Благодаря глубокой лемматизации плотность графа марковской модели увеличивается в несколько раз, связи между словами становятся устойчивыми, а алгоритм генерации получает </w:t>
-      </w:r>
+        <w:t>Дополнительно на этом этапе реализуется очистка текста от пунктуационного шума (лишних скобок, технических символов, спецсимволов разметки), приведение всей строки к нижнему регистру и удаление стоп-слов, не несущих смысловой нагрузки. Благодаря глубокой лемматизации плотность графа марковской модели увеличивается в несколько раз, связи между словами становятся устойчивыми, а алгоритм генерации получает способность комбинировать смысловые конструкции, которые в исходном тексте находились в разных грамматических формах.</w:t>
+      </w:r>
+    </w:p>
+    <w:p>
+      <w:pPr>
+        <w:rPr>
+          <w:b/>
+          <w:bCs/>
+          <w:lang w:val="ru-RU"/>
+        </w:rPr>
+      </w:pPr>
+      <w:r>
+        <w:rPr>
+          <w:b/>
+          <w:bCs/>
+          <w:lang w:val="ru-RU"/>
+        </w:rPr>
+        <w:t>ГЛАВА 2. АРХИТЕКТУРА И ПРОГРАММНО-ТЕХНИЧЕСКАЯ РЕАЛИЗАЦИЯ СИСТЕМЫ</w:t>
+      </w:r>
+    </w:p>
+    <w:p>
+      <w:pPr>
+        <w:rPr>
+          <w:b/>
+          <w:bCs/>
+          <w:lang w:val="ru-RU"/>
+        </w:rPr>
+      </w:pPr>
+      <w:r>
+        <w:rPr>
+          <w:b/>
+          <w:bCs/>
+          <w:lang w:val="ru-RU"/>
+        </w:rPr>
+        <w:t>2.1. Описание компонентной структуры и диаграммы потоков данных</w:t>
+      </w:r>
+    </w:p>
+    <w:p>
+      <w:pPr>
+        <w:rPr>
+          <w:b/>
+          <w:bCs/>
+          <w:lang w:val="ru-RU"/>
+        </w:rPr>
+      </w:pPr>
+      <w:r>
+        <w:rPr>
+          <w:b/>
+          <w:bCs/>
+          <w:lang w:val="ru-RU"/>
+        </w:rPr>
+        <w:t>Разработанный Telegram-бот спроектирован по модульному (компонентному) принципу, что обеспечивает высокую расширяемость, простоту отладки и изолированность отдельных бизнес-логик. Центральным координирующим узлом является модуль launcher.py, который инициализирует асинхронное под управлением Application из пакета python-telegram-bot, настраивает обработчики событий (Handlers) и переводит систему в режим непрерывного прослушивания сетевого порта (Polling).</w:t>
+      </w:r>
+    </w:p>
+    <w:p>
+      <w:pPr>
+        <w:rPr>
+          <w:b/>
+          <w:bCs/>
+          <w:lang w:val="ru-RU"/>
+        </w:rPr>
+      </w:pPr>
+    </w:p>
+    <w:p>
+      <w:pPr>
+        <w:rPr>
+          <w:b/>
+          <w:bCs/>
+          <w:lang w:val="ru-RU"/>
+        </w:rPr>
+      </w:pPr>
       <w:r>
         <w:rPr>
           <w:b/>
@@ -1277,83 +1738,6 @@
           <w:lang w:val="ru-RU"/>
         </w:rPr>
         <w:lastRenderedPageBreak/>
-        <w:t>способность комбинировать смысловые конструкции, которые в исходном тексте находились в разных грамматических формах.</w:t>
-      </w:r>
-    </w:p>
-    <w:p>
-      <w:pPr>
-        <w:rPr>
-          <w:b/>
-          <w:bCs/>
-          <w:lang w:val="ru-RU"/>
-        </w:rPr>
-      </w:pPr>
-      <w:r>
-        <w:rPr>
-          <w:b/>
-          <w:bCs/>
-          <w:lang w:val="ru-RU"/>
-        </w:rPr>
-        <w:t>ГЛАВА 2. АРХИТЕКТУРА И ПРОГРАММНО-ТЕХНИЧЕСКАЯ РЕАЛИЗАЦИЯ СИСТЕМЫ</w:t>
-      </w:r>
-    </w:p>
-    <w:p>
-      <w:pPr>
-        <w:rPr>
-          <w:b/>
-          <w:bCs/>
-          <w:lang w:val="ru-RU"/>
-        </w:rPr>
-      </w:pPr>
-      <w:r>
-        <w:rPr>
-          <w:b/>
-          <w:bCs/>
-          <w:lang w:val="ru-RU"/>
-        </w:rPr>
-        <w:t>2.1. Описание компонентной структуры и диаграммы потоков данных</w:t>
-      </w:r>
-    </w:p>
-    <w:p>
-      <w:pPr>
-        <w:rPr>
-          <w:b/>
-          <w:bCs/>
-          <w:lang w:val="ru-RU"/>
-        </w:rPr>
-      </w:pPr>
-      <w:r>
-        <w:rPr>
-          <w:b/>
-          <w:bCs/>
-          <w:lang w:val="ru-RU"/>
-        </w:rPr>
-        <w:t>Разработанный Telegram-бот спроектирован по модульному (компонентному) принципу, что обеспечивает высокую расширяемость, простоту отладки и изолированность отдельных бизнес-логик. Центральным координирующим узлом является модуль launcher.py, который инициализирует асинхронное под управлением Application из пакета python-telegram-bot, настраивает обработчики событий (Handlers) и переводит систему в режим непрерывного прослушивания сетевого порта (Polling).</w:t>
-      </w:r>
-    </w:p>
-    <w:p>
-      <w:pPr>
-        <w:rPr>
-          <w:b/>
-          <w:bCs/>
-          <w:lang w:val="ru-RU"/>
-        </w:rPr>
-      </w:pPr>
-    </w:p>
-    <w:p>
-      <w:pPr>
-        <w:rPr>
-          <w:b/>
-          <w:bCs/>
-          <w:lang w:val="ru-RU"/>
-        </w:rPr>
-      </w:pPr>
-      <w:r>
-        <w:rPr>
-          <w:b/>
-          <w:bCs/>
-          <w:lang w:val="ru-RU"/>
-        </w:rPr>
         <w:t>Потоки данных внутри системы циркулируют следующим образом:</w:t>
       </w:r>
     </w:p>
@@ -1562,6 +1946,7 @@
           <w:bCs/>
           <w:lang w:val="ru-RU"/>
         </w:rPr>
+        <w:lastRenderedPageBreak/>
         <w:t>2.2. Проектирование схемы реляционной базы данных и оптимизация выборок</w:t>
       </w:r>
     </w:p>
@@ -1683,199 +2068,416 @@
           <w:bCs/>
           <w:lang w:val="ru-RU"/>
         </w:rPr>
+        <w:t>Таблица media_logs — вспомогательная структура, необходимая для предотвращения циклического дублирования медиафайлов и логирования уникальных хэшей отправленных картинок.</w:t>
+      </w:r>
+    </w:p>
+    <w:p>
+      <w:pPr>
+        <w:rPr>
+          <w:b/>
+          <w:bCs/>
+          <w:lang w:val="ru-RU"/>
+        </w:rPr>
+      </w:pPr>
+    </w:p>
+    <w:p>
+      <w:pPr>
+        <w:rPr>
+          <w:b/>
+          <w:bCs/>
+          <w:lang w:val="ru-RU"/>
+        </w:rPr>
+      </w:pPr>
+      <w:r>
+        <w:rPr>
+          <w:b/>
+          <w:bCs/>
+          <w:lang w:val="ru-RU"/>
+        </w:rPr>
+        <w:t>Для обеспечения мгновенного отклика бота при разрастании базы данных до сотен тысяч записей, была проведена оптимизация на уровне индексов. К полю user_id таблицы messages и к составным парам полей принудительно применены B-Tree индексы (CREATE INDEX). Это позволило сократить время выполнения поисковых запросов при формировании локальных подкорпусов для TF-IDF с сотен миллисекунд до ничтожных долей микросекунды, полностью исключив блокировку асинхронного потока (Event Loop).</w:t>
+      </w:r>
+    </w:p>
+    <w:p>
+      <w:pPr>
+        <w:rPr>
+          <w:b/>
+          <w:bCs/>
+          <w:lang w:val="ru-RU"/>
+        </w:rPr>
+      </w:pPr>
+    </w:p>
+    <w:p>
+      <w:pPr>
+        <w:rPr>
+          <w:b/>
+          <w:bCs/>
+          <w:lang w:val="ru-RU"/>
+        </w:rPr>
+      </w:pPr>
+      <w:r>
+        <w:rPr>
+          <w:b/>
+          <w:bCs/>
+          <w:lang w:val="ru-RU"/>
+        </w:rPr>
+        <w:t>ГЛАВА 3. ПОДРОБНОЕ ОПИСАНИЕ ПРОГРАММНЫХ МОДУЛЕЙ И АНАЛИЗ ТЕСТИРОВАНИЯ</w:t>
+      </w:r>
+    </w:p>
+    <w:p>
+      <w:pPr>
+        <w:rPr>
+          <w:b/>
+          <w:bCs/>
+          <w:lang w:val="ru-RU"/>
+        </w:rPr>
+      </w:pPr>
+      <w:r>
+        <w:rPr>
+          <w:b/>
+          <w:bCs/>
+          <w:lang w:val="ru-RU"/>
+        </w:rPr>
+        <w:t>3.1. Алгоритмическая логика и реализация модуля генерации (generator.py)</w:t>
+      </w:r>
+    </w:p>
+    <w:p>
+      <w:pPr>
+        <w:rPr>
+          <w:b/>
+          <w:bCs/>
+          <w:lang w:val="ru-RU"/>
+        </w:rPr>
+      </w:pPr>
+      <w:r>
+        <w:rPr>
+          <w:b/>
+          <w:bCs/>
+          <w:lang w:val="ru-RU"/>
+        </w:rPr>
+        <w:t>Модуль generator.py представляет собой интеллектуальное сердце системы. Архитектура генеративного процесса построена по принципу многоуровневого каскадного фильтра с возможностью безопасного отката (fallback). Когда текстовая строка попадает в модуль, запускается функция разбора семантического ядра. С помощью библиотеки markovify и кастомных оберток, весь накопленный массив сообщений сегментируется.</w:t>
+      </w:r>
+    </w:p>
+    <w:p>
+      <w:pPr>
+        <w:rPr>
+          <w:b/>
+          <w:bCs/>
+          <w:lang w:val="ru-RU"/>
+        </w:rPr>
+      </w:pPr>
+    </w:p>
+    <w:p>
+      <w:pPr>
+        <w:rPr>
+          <w:b/>
+          <w:bCs/>
+          <w:lang w:val="ru-RU"/>
+        </w:rPr>
+      </w:pPr>
+      <w:r>
+        <w:rPr>
+          <w:b/>
+          <w:bCs/>
+          <w:lang w:val="ru-RU"/>
+        </w:rPr>
+        <w:t>Алгоритм работает в четыре последовательных этапа:</w:t>
+      </w:r>
+    </w:p>
+    <w:p>
+      <w:pPr>
+        <w:rPr>
+          <w:b/>
+          <w:bCs/>
+          <w:lang w:val="ru-RU"/>
+        </w:rPr>
+      </w:pPr>
+    </w:p>
+    <w:p>
+      <w:pPr>
+        <w:rPr>
+          <w:b/>
+          <w:bCs/>
+          <w:lang w:val="ru-RU"/>
+        </w:rPr>
+      </w:pPr>
+      <w:r>
+        <w:rPr>
+          <w:b/>
+          <w:bCs/>
+          <w:lang w:val="ru-RU"/>
+        </w:rPr>
+        <w:t>Семантический анализ входящего стимула: Строка пользователя токенизируется. Если в ней присутствуют слова, веса которых по метрике TF-IDF превышают установленный порог, они объявляются «активными маркерами».</w:t>
+      </w:r>
+    </w:p>
+    <w:p>
+      <w:pPr>
+        <w:rPr>
+          <w:b/>
+          <w:bCs/>
+          <w:lang w:val="ru-RU"/>
+        </w:rPr>
+      </w:pPr>
+    </w:p>
+    <w:p>
+      <w:pPr>
+        <w:rPr>
+          <w:b/>
+          <w:bCs/>
+          <w:lang w:val="ru-RU"/>
+        </w:rPr>
+      </w:pPr>
+      <w:r>
+        <w:rPr>
+          <w:b/>
+          <w:bCs/>
+          <w:lang w:val="ru-RU"/>
+        </w:rPr>
+        <w:t>Фильтрация базы данных и построение локального графа: Программа делает запрос к СУБД, извлекая только те строки из таблицы messages, в которых встречаются активные маркеры (с учетом их лемм). Из этих строк динамически компилируется временная текстовая модель.</w:t>
+      </w:r>
+    </w:p>
+    <w:p>
+      <w:pPr>
+        <w:rPr>
+          <w:b/>
+          <w:bCs/>
+          <w:lang w:val="ru-RU"/>
+        </w:rPr>
+      </w:pPr>
+    </w:p>
+    <w:p>
+      <w:pPr>
+        <w:rPr>
+          <w:b/>
+          <w:bCs/>
+          <w:lang w:val="ru-RU"/>
+        </w:rPr>
+      </w:pPr>
+      <w:r>
+        <w:rPr>
+          <w:b/>
+          <w:bCs/>
+          <w:lang w:val="ru-RU"/>
+        </w:rPr>
+        <w:t>Итеративный синтез предложений: Запускается цикл генерации. Модель пытается построить предложение, используя маркерные слова в качестве опорных точек внутри цепи. Модель делает до 20 попыток генерации связного текста заданной длины. Если попытка успешна, строка передается дальше.</w:t>
+      </w:r>
+    </w:p>
+    <w:p>
+      <w:pPr>
+        <w:rPr>
+          <w:b/>
+          <w:bCs/>
+          <w:lang w:val="ru-RU"/>
+        </w:rPr>
+      </w:pPr>
+    </w:p>
+    <w:p>
+      <w:pPr>
+        <w:rPr>
+          <w:b/>
+          <w:bCs/>
+          <w:lang w:val="ru-RU"/>
+        </w:rPr>
+      </w:pPr>
+      <w:r>
+        <w:rPr>
+          <w:b/>
+          <w:bCs/>
+          <w:lang w:val="ru-RU"/>
+        </w:rPr>
+        <w:t>Каскадный откат (Fallback): В ситуациях, когда входящее сообщение состоит из абсолютно новых слов или плотность связей в локальной матрице переходов слишком мала для построения фразы, срабатывает механизм отказоустойчивости. Система плавно переключается на генерацию по глобальной марковской модели, построенной на всей базе данных или на эталонном seed-корпусе. Это гарантирует, что бот выдаст ответ в любой ситуации, минимизируя вероятность генерации пустой строки или возникновения внутренней ошибки ValueError.</w:t>
+      </w:r>
+    </w:p>
+    <w:p>
+      <w:pPr>
+        <w:rPr>
+          <w:b/>
+          <w:bCs/>
+          <w:lang w:val="ru-RU"/>
+        </w:rPr>
+      </w:pPr>
+    </w:p>
+    <w:p>
+      <w:pPr>
+        <w:rPr>
+          <w:b/>
+          <w:bCs/>
+          <w:lang w:val="ru-RU"/>
+        </w:rPr>
+      </w:pPr>
+      <w:r>
+        <w:rPr>
+          <w:b/>
+          <w:bCs/>
+          <w:lang w:val="ru-RU"/>
+        </w:rPr>
         <w:lastRenderedPageBreak/>
-        <w:t>Таблица media_logs — вспомогательная структура, необходимая для предотвращения циклического дублирования медиафайлов и логирования уникальных хэшей отправленных картинок.</w:t>
-      </w:r>
-    </w:p>
-    <w:p>
-      <w:pPr>
-        <w:rPr>
-          <w:b/>
-          <w:bCs/>
-          <w:lang w:val="ru-RU"/>
-        </w:rPr>
-      </w:pPr>
-    </w:p>
-    <w:p>
-      <w:pPr>
-        <w:rPr>
-          <w:b/>
-          <w:bCs/>
-          <w:lang w:val="ru-RU"/>
-        </w:rPr>
-      </w:pPr>
-      <w:r>
-        <w:rPr>
-          <w:b/>
-          <w:bCs/>
-          <w:lang w:val="ru-RU"/>
-        </w:rPr>
-        <w:t>Для обеспечения мгновенного отклика бота при разрастании базы данных до сотен тысяч записей, была проведена оптимизация на уровне индексов. К полю user_id таблицы messages и к составным парам полей принудительно применены B-Tree индексы (CREATE INDEX). Это позволило сократить время выполнения поисковых запросов при формировании локальных подкорпусов для TF-IDF с сотен миллисекунд до ничтожных долей микросекунды, полностью исключив блокировку асинхронного потока (Event Loop).</w:t>
-      </w:r>
-    </w:p>
-    <w:p>
-      <w:pPr>
-        <w:rPr>
-          <w:b/>
-          <w:bCs/>
-          <w:lang w:val="ru-RU"/>
-        </w:rPr>
-      </w:pPr>
-    </w:p>
-    <w:p>
-      <w:pPr>
-        <w:rPr>
-          <w:b/>
-          <w:bCs/>
-          <w:lang w:val="ru-RU"/>
-        </w:rPr>
-      </w:pPr>
-      <w:r>
-        <w:rPr>
-          <w:b/>
-          <w:bCs/>
-          <w:lang w:val="ru-RU"/>
-        </w:rPr>
-        <w:t>ГЛАВА 3. ПОДРОБНОЕ ОПИСАНИЕ ПРОГРАММНЫХ МОДУЛЕЙ И АНАЛИЗ ТЕСТИРОВАНИЯ</w:t>
-      </w:r>
-    </w:p>
-    <w:p>
-      <w:pPr>
-        <w:rPr>
-          <w:b/>
-          <w:bCs/>
-          <w:lang w:val="ru-RU"/>
-        </w:rPr>
-      </w:pPr>
-      <w:r>
-        <w:rPr>
-          <w:b/>
-          <w:bCs/>
-          <w:lang w:val="ru-RU"/>
-        </w:rPr>
-        <w:t>3.1. Алгоритмическая логика и реализация модуля генерации (generator.py)</w:t>
-      </w:r>
-    </w:p>
-    <w:p>
-      <w:pPr>
-        <w:rPr>
-          <w:b/>
-          <w:bCs/>
-          <w:lang w:val="ru-RU"/>
-        </w:rPr>
-      </w:pPr>
-      <w:r>
-        <w:rPr>
-          <w:b/>
-          <w:bCs/>
-          <w:lang w:val="ru-RU"/>
-        </w:rPr>
-        <w:t>Модуль generator.py представляет собой интеллектуальное сердце системы. Архитектура генеративного процесса построена по принципу многоуровневого каскадного фильтра с возможностью безопасного отката (fallback). Когда текстовая строка попадает в модуль, запускается функция разбора семантического ядра. С помощью библиотеки markovify и кастомных оберток, весь накопленный массив сообщений сегментируется.</w:t>
-      </w:r>
-    </w:p>
-    <w:p>
-      <w:pPr>
-        <w:rPr>
-          <w:b/>
-          <w:bCs/>
-          <w:lang w:val="ru-RU"/>
-        </w:rPr>
-      </w:pPr>
-    </w:p>
-    <w:p>
-      <w:pPr>
-        <w:rPr>
-          <w:b/>
-          <w:bCs/>
-          <w:lang w:val="ru-RU"/>
-        </w:rPr>
-      </w:pPr>
-      <w:r>
-        <w:rPr>
-          <w:b/>
-          <w:bCs/>
-          <w:lang w:val="ru-RU"/>
-        </w:rPr>
-        <w:t>Алгоритм работает в четыре последовательных этапа:</w:t>
-      </w:r>
-    </w:p>
-    <w:p>
-      <w:pPr>
-        <w:rPr>
-          <w:b/>
-          <w:bCs/>
-          <w:lang w:val="ru-RU"/>
-        </w:rPr>
-      </w:pPr>
-    </w:p>
-    <w:p>
-      <w:pPr>
-        <w:rPr>
-          <w:b/>
-          <w:bCs/>
-          <w:lang w:val="ru-RU"/>
-        </w:rPr>
-      </w:pPr>
-      <w:r>
-        <w:rPr>
-          <w:b/>
-          <w:bCs/>
-          <w:lang w:val="ru-RU"/>
-        </w:rPr>
-        <w:t>Семантический анализ входящего стимула: Строка пользователя токенизируется. Если в ней присутствуют слова, веса которых по метрике TF-IDF превышают установленный порог, они объявляются «активными маркерами».</w:t>
-      </w:r>
-    </w:p>
-    <w:p>
-      <w:pPr>
-        <w:rPr>
-          <w:b/>
-          <w:bCs/>
-          <w:lang w:val="ru-RU"/>
-        </w:rPr>
-      </w:pPr>
-    </w:p>
-    <w:p>
-      <w:pPr>
-        <w:rPr>
-          <w:b/>
-          <w:bCs/>
-          <w:lang w:val="ru-RU"/>
-        </w:rPr>
-      </w:pPr>
-      <w:r>
-        <w:rPr>
-          <w:b/>
-          <w:bCs/>
-          <w:lang w:val="ru-RU"/>
-        </w:rPr>
-        <w:t>Фильтрация базы данных и построение локального графа: Программа делает запрос к СУБД, извлекая только те строки из таблицы messages, в которых встречаются активные маркеры (с учетом их лемм). Из этих строк динамически компилируется временная текстовая модель.</w:t>
-      </w:r>
-    </w:p>
-    <w:p>
-      <w:pPr>
-        <w:rPr>
-          <w:b/>
-          <w:bCs/>
-          <w:lang w:val="ru-RU"/>
-        </w:rPr>
-      </w:pPr>
-    </w:p>
-    <w:p>
-      <w:pPr>
-        <w:rPr>
-          <w:b/>
-          <w:bCs/>
-          <w:lang w:val="ru-RU"/>
-        </w:rPr>
-      </w:pPr>
-      <w:r>
-        <w:rPr>
-          <w:b/>
-          <w:bCs/>
-          <w:lang w:val="ru-RU"/>
-        </w:rPr>
-        <w:t xml:space="preserve">Итеративный синтез предложений: Запускается цикл генерации. Модель пытается построить предложение, используя маркерные слова в качестве опорных точек внутри </w:t>
-      </w:r>
+        <w:t>3.2. Логика вариативных искажений текста и симуляция сетевого сленга (mutations.py)</w:t>
+      </w:r>
+    </w:p>
+    <w:p>
+      <w:pPr>
+        <w:rPr>
+          <w:b/>
+          <w:bCs/>
+          <w:lang w:val="ru-RU"/>
+        </w:rPr>
+      </w:pPr>
+      <w:r>
+        <w:rPr>
+          <w:b/>
+          <w:bCs/>
+          <w:lang w:val="ru-RU"/>
+        </w:rPr>
+        <w:t>Модуль mutations.py отвечает за пост-обработку уже сгенерированного текста с целью придания ему специфического «человеческого» характера, имитирующего поведение реального пользователя в современных молодежных текстовых чатах и интернет-сообществах. Для реализации этого функционала был выбран поведенческий паттерн проектирования «Стратегия». Внутри модуля инкапсулировано несколько независимых функций-мутаторов, каждая из которых отвечает за свой тип лингвистической деформации.</w:t>
+      </w:r>
+    </w:p>
+    <w:p>
+      <w:pPr>
+        <w:rPr>
+          <w:b/>
+          <w:bCs/>
+          <w:lang w:val="ru-RU"/>
+        </w:rPr>
+      </w:pPr>
+    </w:p>
+    <w:p>
+      <w:pPr>
+        <w:rPr>
+          <w:b/>
+          <w:bCs/>
+          <w:lang w:val="ru-RU"/>
+        </w:rPr>
+      </w:pPr>
+      <w:r>
+        <w:rPr>
+          <w:b/>
+          <w:bCs/>
+          <w:lang w:val="ru-RU"/>
+        </w:rPr>
+        <w:t>Алгоритм Mock Case: Случайным образом переключает регистр каждого отдельного символа в строке на основе генератора псевдослучайных чисел. Если случайное значение оказывается выше заданного порога, буква становится заглавной, если ниже — строчной. Это создает эффект ироничного или экспрессивного тона общения.</w:t>
+      </w:r>
+    </w:p>
+    <w:p>
+      <w:pPr>
+        <w:rPr>
+          <w:b/>
+          <w:bCs/>
+          <w:lang w:val="ru-RU"/>
+        </w:rPr>
+      </w:pPr>
+    </w:p>
+    <w:p>
+      <w:pPr>
+        <w:rPr>
+          <w:b/>
+          <w:bCs/>
+          <w:lang w:val="ru-RU"/>
+        </w:rPr>
+      </w:pPr>
+      <w:r>
+        <w:rPr>
+          <w:b/>
+          <w:bCs/>
+          <w:lang w:val="ru-RU"/>
+        </w:rPr>
+        <w:t>Алгоритм программного моделирования заикания (Stutter): Сканирует строку, разбивая её на отдельные слова. Для слов, длина которых превышает два символа, с определенной вероятностью вычисляется триггер заикания: программа берет первый символ слова, дублирует его через дефис, визуально имитируя волнение или неуверенность виртуального собеседника.</w:t>
+      </w:r>
+    </w:p>
+    <w:p>
+      <w:pPr>
+        <w:rPr>
+          <w:b/>
+          <w:bCs/>
+          <w:lang w:val="ru-RU"/>
+        </w:rPr>
+      </w:pPr>
+    </w:p>
+    <w:p>
+      <w:pPr>
+        <w:rPr>
+          <w:b/>
+          <w:bCs/>
+          <w:lang w:val="ru-RU"/>
+        </w:rPr>
+      </w:pPr>
+      <w:r>
+        <w:rPr>
+          <w:b/>
+          <w:bCs/>
+          <w:lang w:val="ru-RU"/>
+        </w:rPr>
+        <w:t>Алгоритм слогового растяжения (Stretch): Анализирует фонетическую структуру слов, выявляя гласные буквы. При срабатывании стохастического триггера, обнаруженная гласная буква дублируется подряд от двух до пяти раз, что симулирует протяжную речь или крик в текстовом формате.</w:t>
+      </w:r>
+    </w:p>
+    <w:p>
+      <w:pPr>
+        <w:rPr>
+          <w:b/>
+          <w:bCs/>
+          <w:lang w:val="ru-RU"/>
+        </w:rPr>
+      </w:pPr>
+    </w:p>
+    <w:p>
+      <w:pPr>
+        <w:rPr>
+          <w:b/>
+          <w:bCs/>
+          <w:lang w:val="ru-RU"/>
+        </w:rPr>
+      </w:pPr>
+      <w:r>
+        <w:rPr>
+          <w:b/>
+          <w:bCs/>
+          <w:lang w:val="ru-RU"/>
+        </w:rPr>
+        <w:t>Модуль инъекции эмодзи: На основе контекстного анализа или абсолютно случайно внедряет в конечные и промежуточные позиции предложения популярные идеограммы и смайлы (эмодзи) из предопределенного статического словаря, что повышает эмоциональную окраску текста.</w:t>
+      </w:r>
+    </w:p>
+    <w:p>
+      <w:pPr>
+        <w:rPr>
+          <w:b/>
+          <w:bCs/>
+          <w:lang w:val="ru-RU"/>
+        </w:rPr>
+      </w:pPr>
+    </w:p>
+    <w:p>
+      <w:pPr>
+        <w:rPr>
+          <w:b/>
+          <w:bCs/>
+          <w:lang w:val="ru-RU"/>
+        </w:rPr>
+      </w:pPr>
+      <w:r>
+        <w:rPr>
+          <w:b/>
+          <w:bCs/>
+          <w:lang w:val="ru-RU"/>
+        </w:rPr>
+        <w:t>Вызов мутаторов происходит динамически: генератор случайных чисел выбирает одну или несколько стратегий из списка доступных, если общая проверка прохождения по системной вероятности mutation_chance завершилась успешно.</w:t>
+      </w:r>
+    </w:p>
+    <w:p>
+      <w:pPr>
+        <w:rPr>
+          <w:b/>
+          <w:bCs/>
+          <w:lang w:val="ru-RU"/>
+        </w:rPr>
+      </w:pPr>
+    </w:p>
+    <w:p>
+      <w:pPr>
+        <w:rPr>
+          <w:b/>
+          <w:bCs/>
+          <w:lang w:val="ru-RU"/>
+        </w:rPr>
+      </w:pPr>
       <w:r>
         <w:rPr>
           <w:b/>
@@ -1883,155 +2485,164 @@
           <w:lang w:val="ru-RU"/>
         </w:rPr>
         <w:lastRenderedPageBreak/>
-        <w:t>цепи. Модель делает до 20 попыток генерации связного текста заданной длины. Если попытка успешна, строка передается дальше.</w:t>
-      </w:r>
-    </w:p>
-    <w:p>
-      <w:pPr>
-        <w:rPr>
-          <w:b/>
-          <w:bCs/>
-          <w:lang w:val="ru-RU"/>
-        </w:rPr>
-      </w:pPr>
-    </w:p>
-    <w:p>
-      <w:pPr>
-        <w:rPr>
-          <w:b/>
-          <w:bCs/>
-          <w:lang w:val="ru-RU"/>
-        </w:rPr>
-      </w:pPr>
-      <w:r>
-        <w:rPr>
-          <w:b/>
-          <w:bCs/>
-          <w:lang w:val="ru-RU"/>
-        </w:rPr>
-        <w:t>Каскадный откат (Fallback): В ситуациях, когда входящее сообщение состоит из абсолютно новых слов или плотность связей в локальной матрице переходов слишком мала для построения фразы, срабатывает механизм отказоустойчивости. Система плавно переключается на генерацию по глобальной марковской модели, построенной на всей базе данных или на эталонном seed-корпусе. Это гарантирует, что бот выдаст ответ в любой ситуации, минимизируя вероятность генерации пустой строки или возникновения внутренней ошибки ValueError.</w:t>
-      </w:r>
-    </w:p>
-    <w:p>
-      <w:pPr>
-        <w:rPr>
-          <w:b/>
-          <w:bCs/>
-          <w:lang w:val="ru-RU"/>
-        </w:rPr>
-      </w:pPr>
-    </w:p>
-    <w:p>
-      <w:pPr>
-        <w:rPr>
-          <w:b/>
-          <w:bCs/>
-          <w:lang w:val="ru-RU"/>
-        </w:rPr>
-      </w:pPr>
-      <w:r>
-        <w:rPr>
-          <w:b/>
-          <w:bCs/>
-          <w:lang w:val="ru-RU"/>
-        </w:rPr>
-        <w:t>3.2. Логика вариативных искажений текста и симуляция сетевого сленга (mutations.py)</w:t>
-      </w:r>
-    </w:p>
-    <w:p>
-      <w:pPr>
-        <w:rPr>
-          <w:b/>
-          <w:bCs/>
-          <w:lang w:val="ru-RU"/>
-        </w:rPr>
-      </w:pPr>
-      <w:r>
-        <w:rPr>
-          <w:b/>
-          <w:bCs/>
-          <w:lang w:val="ru-RU"/>
-        </w:rPr>
-        <w:t>Модуль mutations.py отвечает за пост-обработку уже сгенерированного текста с целью придания ему специфического «человеческого» характера, имитирующего поведение реального пользователя в современных молодежных текстовых чатах и интернет-сообществах. Для реализации этого функционала был выбран поведенческий паттерн проектирования «Стратегия». Внутри модуля инкапсулировано несколько независимых функций-мутаторов, каждая из которых отвечает за свой тип лингвистической деформации.</w:t>
-      </w:r>
-    </w:p>
-    <w:p>
-      <w:pPr>
-        <w:rPr>
-          <w:b/>
-          <w:bCs/>
-          <w:lang w:val="ru-RU"/>
-        </w:rPr>
-      </w:pPr>
-    </w:p>
-    <w:p>
-      <w:pPr>
-        <w:rPr>
-          <w:b/>
-          <w:bCs/>
-          <w:lang w:val="ru-RU"/>
-        </w:rPr>
-      </w:pPr>
-      <w:r>
-        <w:rPr>
-          <w:b/>
-          <w:bCs/>
-          <w:lang w:val="ru-RU"/>
-        </w:rPr>
-        <w:t>Алгоритм Mock Case: Случайным образом переключает регистр каждого отдельного символа в строке на основе генератора псевдослучайных чисел. Если случайное значение оказывается выше заданного порога, буква становится заглавной, если ниже — строчной. Это создает эффект ироничного или экспрессивного тона общения.</w:t>
-      </w:r>
-    </w:p>
-    <w:p>
-      <w:pPr>
-        <w:rPr>
-          <w:b/>
-          <w:bCs/>
-          <w:lang w:val="ru-RU"/>
-        </w:rPr>
-      </w:pPr>
-    </w:p>
-    <w:p>
-      <w:pPr>
-        <w:rPr>
-          <w:b/>
-          <w:bCs/>
-          <w:lang w:val="ru-RU"/>
-        </w:rPr>
-      </w:pPr>
-      <w:r>
-        <w:rPr>
-          <w:b/>
-          <w:bCs/>
-          <w:lang w:val="ru-RU"/>
-        </w:rPr>
-        <w:t>Алгоритм программного моделирования заикания (Stutter): Сканирует строку, разбивая её на отдельные слова. Для слов, длина которых превышает два символа, с определенной вероятностью вычисляется триггер заикания: программа берет первый символ слова, дублирует его через дефис, визуально имитируя волнение или неуверенность виртуального собеседника.</w:t>
-      </w:r>
-    </w:p>
-    <w:p>
-      <w:pPr>
-        <w:rPr>
-          <w:b/>
-          <w:bCs/>
-          <w:lang w:val="ru-RU"/>
-        </w:rPr>
-      </w:pPr>
-    </w:p>
-    <w:p>
-      <w:pPr>
-        <w:rPr>
-          <w:b/>
-          <w:bCs/>
-          <w:lang w:val="ru-RU"/>
-        </w:rPr>
-      </w:pPr>
-      <w:r>
-        <w:rPr>
-          <w:b/>
-          <w:bCs/>
-          <w:lang w:val="ru-RU"/>
-        </w:rPr>
-        <w:t xml:space="preserve">Алгоритм слогового растяжения (Stretch): Анализирует фонетическую структуру слов, выявляя гласные буквы. При срабатывании стохастического триггера, обнаруженная </w:t>
-      </w:r>
+        <w:t>3.3. Подсистема автоматического обнаружения прокси-серверов и обеспечения отказоустойчивости</w:t>
+      </w:r>
+    </w:p>
+    <w:p>
+      <w:pPr>
+        <w:rPr>
+          <w:b/>
+          <w:bCs/>
+          <w:lang w:val="ru-RU"/>
+        </w:rPr>
+      </w:pPr>
+      <w:r>
+        <w:rPr>
+          <w:b/>
+          <w:bCs/>
+          <w:lang w:val="ru-RU"/>
+        </w:rPr>
+        <w:t>Важнейшим критерием качества любого серверного программного обеспечения является его непрерывная доступность (High Availability) и способность успешно функционировать в условиях нестабильного сетевого окружения, возможных блокировок портов или перегрузки удаленных узлов. Для решения этих задач в архитектуру бота был интегрирован специализированный автономный модуль сетевой детекции.</w:t>
+      </w:r>
+    </w:p>
+    <w:p>
+      <w:pPr>
+        <w:rPr>
+          <w:b/>
+          <w:bCs/>
+          <w:lang w:val="ru-RU"/>
+        </w:rPr>
+      </w:pPr>
+    </w:p>
+    <w:p>
+      <w:pPr>
+        <w:rPr>
+          <w:b/>
+          <w:bCs/>
+          <w:lang w:val="ru-RU"/>
+        </w:rPr>
+      </w:pPr>
+      <w:r>
+        <w:rPr>
+          <w:b/>
+          <w:bCs/>
+          <w:lang w:val="ru-RU"/>
+        </w:rPr>
+        <w:t>При старте системы модуль выполняет каскадное асинхронное тестирование доступных каналов связи. Он содержит массив конфигураций сетевых шлюзов, упорядоченных по приоритету: от прямого высокоскоростного подключения до локально развернутых защищенных прокси-серверов, работающих по протоколам SOCKS5 и HTTP. Модуль осуществляет пингование официальных эндпоинтов Telegram Bot API с жестко ограниченным таймаутом ожидания (Timeout = 3 секунды).</w:t>
+      </w:r>
+    </w:p>
+    <w:p>
+      <w:pPr>
+        <w:rPr>
+          <w:b/>
+          <w:bCs/>
+          <w:lang w:val="ru-RU"/>
+        </w:rPr>
+      </w:pPr>
+    </w:p>
+    <w:p>
+      <w:pPr>
+        <w:rPr>
+          <w:b/>
+          <w:bCs/>
+          <w:lang w:val="ru-RU"/>
+        </w:rPr>
+      </w:pPr>
+      <w:r>
+        <w:rPr>
+          <w:b/>
+          <w:bCs/>
+          <w:lang w:val="ru-RU"/>
+        </w:rPr>
+        <w:t>Если прямой запрос завершается сетевой ошибкой ConnectError или превышением времени ожидания, модуль перехватывает исключение, регистрирует ошибку в системном логе через библиотеку logging и автоматически переключается на следующую конфигурацию в списке — например, перенаправляет трафик через локальный SOCKS5-интерфейс. Процесс продолжается до тех пор, пока не будет найден стабильный работающий шлюз. Такой подход полностью изолирует конечного пользователя от сетевых проблем провайдеров и исключает падение базового процесса бота при запуске в различных инфраструктурных средах.</w:t>
+      </w:r>
+    </w:p>
+    <w:p>
+      <w:pPr>
+        <w:rPr>
+          <w:b/>
+          <w:bCs/>
+          <w:lang w:val="ru-RU"/>
+        </w:rPr>
+      </w:pPr>
+    </w:p>
+    <w:p>
+      <w:pPr>
+        <w:rPr>
+          <w:b/>
+          <w:bCs/>
+          <w:lang w:val="ru-RU"/>
+        </w:rPr>
+      </w:pPr>
+      <w:r>
+        <w:rPr>
+          <w:b/>
+          <w:bCs/>
+          <w:lang w:val="ru-RU"/>
+        </w:rPr>
+        <w:t>3.4. Анализ результатов комплексного тестирования и верификация системы</w:t>
+      </w:r>
+    </w:p>
+    <w:p>
+      <w:pPr>
+        <w:rPr>
+          <w:b/>
+          <w:bCs/>
+          <w:lang w:val="ru-RU"/>
+        </w:rPr>
+      </w:pPr>
+      <w:r>
+        <w:rPr>
+          <w:b/>
+          <w:bCs/>
+          <w:lang w:val="ru-RU"/>
+        </w:rPr>
+        <w:t>Для оценки работоспособности, вычислительной эффективности и лингвистической адекватности разработанного программного комплекса было проведено масштабное симуляционное тестирование. База данных была искусственно наполнена текстовым корпусом объемом в 50 000 фраз, имитирующих реальные логи групповых диалогов. Тестирование проводилось на вычислительном узле под управлением ОС Windows 11 с процессором потребительского класса, без привлечения мощностей GPU.</w:t>
+      </w:r>
+    </w:p>
+    <w:p>
+      <w:pPr>
+        <w:rPr>
+          <w:b/>
+          <w:bCs/>
+          <w:lang w:val="ru-RU"/>
+        </w:rPr>
+      </w:pPr>
+    </w:p>
+    <w:p>
+      <w:pPr>
+        <w:rPr>
+          <w:b/>
+          <w:bCs/>
+          <w:lang w:val="ru-RU"/>
+        </w:rPr>
+      </w:pPr>
+      <w:r>
+        <w:rPr>
+          <w:b/>
+          <w:bCs/>
+          <w:lang w:val="ru-RU"/>
+        </w:rPr>
+        <w:t>В ходе проведения испытаний фиксировались следующие ключевые метрики системы:</w:t>
+      </w:r>
+    </w:p>
+    <w:p>
+      <w:pPr>
+        <w:rPr>
+          <w:b/>
+          <w:bCs/>
+          <w:lang w:val="ru-RU"/>
+        </w:rPr>
+      </w:pPr>
+    </w:p>
+    <w:p>
+      <w:pPr>
+        <w:rPr>
+          <w:b/>
+          <w:bCs/>
+          <w:lang w:val="ru-RU"/>
+        </w:rPr>
+      </w:pPr>
       <w:r>
         <w:rPr>
           <w:b/>
@@ -2039,154 +2650,154 @@
           <w:lang w:val="ru-RU"/>
         </w:rPr>
         <w:lastRenderedPageBreak/>
-        <w:t>гласная буква дублируется подряд от двух до пяти раз, что симулирует протяжную речь или крик в текстовом формате.</w:t>
-      </w:r>
-    </w:p>
-    <w:p>
-      <w:pPr>
-        <w:rPr>
-          <w:b/>
-          <w:bCs/>
-          <w:lang w:val="ru-RU"/>
-        </w:rPr>
-      </w:pPr>
-    </w:p>
-    <w:p>
-      <w:pPr>
-        <w:rPr>
-          <w:b/>
-          <w:bCs/>
-          <w:lang w:val="ru-RU"/>
-        </w:rPr>
-      </w:pPr>
-      <w:r>
-        <w:rPr>
-          <w:b/>
-          <w:bCs/>
-          <w:lang w:val="ru-RU"/>
-        </w:rPr>
-        <w:t>Модуль инъекции эмодзи: На основе контекстного анализа или абсолютно случайно внедряет в конечные и промежуточные позиции предложения популярные идеограммы и смайлы (эмодзи) из предопределенного статического словаря, что повышает эмоциональную окраску текста.</w:t>
-      </w:r>
-    </w:p>
-    <w:p>
-      <w:pPr>
-        <w:rPr>
-          <w:b/>
-          <w:bCs/>
-          <w:lang w:val="ru-RU"/>
-        </w:rPr>
-      </w:pPr>
-    </w:p>
-    <w:p>
-      <w:pPr>
-        <w:rPr>
-          <w:b/>
-          <w:bCs/>
-          <w:lang w:val="ru-RU"/>
-        </w:rPr>
-      </w:pPr>
-      <w:r>
-        <w:rPr>
-          <w:b/>
-          <w:bCs/>
-          <w:lang w:val="ru-RU"/>
-        </w:rPr>
-        <w:t>Вызов мутаторов происходит динамически: генератор случайных чисел выбирает одну или несколько стратегий из списка доступных, если общая проверка прохождения по системной вероятности mutation_chance завершилась успешно.</w:t>
-      </w:r>
-    </w:p>
-    <w:p>
-      <w:pPr>
-        <w:rPr>
-          <w:b/>
-          <w:bCs/>
-          <w:lang w:val="ru-RU"/>
-        </w:rPr>
-      </w:pPr>
-    </w:p>
-    <w:p>
-      <w:pPr>
-        <w:rPr>
-          <w:b/>
-          <w:bCs/>
-          <w:lang w:val="ru-RU"/>
-        </w:rPr>
-      </w:pPr>
-      <w:r>
-        <w:rPr>
-          <w:b/>
-          <w:bCs/>
-          <w:lang w:val="ru-RU"/>
-        </w:rPr>
-        <w:t>3.3. Подсистема автоматического обнаружения прокси-серверов и обеспечения отказоустойчивости</w:t>
-      </w:r>
-    </w:p>
-    <w:p>
-      <w:pPr>
-        <w:rPr>
-          <w:b/>
-          <w:bCs/>
-          <w:lang w:val="ru-RU"/>
-        </w:rPr>
-      </w:pPr>
-      <w:r>
-        <w:rPr>
-          <w:b/>
-          <w:bCs/>
-          <w:lang w:val="ru-RU"/>
-        </w:rPr>
-        <w:t>Важнейшим критерием качества любого серверного программного обеспечения является его непрерывная доступность (High Availability) и способность успешно функционировать в условиях нестабильного сетевого окружения, возможных блокировок портов или перегрузки удаленных узлов. Для решения этих задач в архитектуру бота был интегрирован специализированный автономный модуль сетевой детекции.</w:t>
-      </w:r>
-    </w:p>
-    <w:p>
-      <w:pPr>
-        <w:rPr>
-          <w:b/>
-          <w:bCs/>
-          <w:lang w:val="ru-RU"/>
-        </w:rPr>
-      </w:pPr>
-    </w:p>
-    <w:p>
-      <w:pPr>
-        <w:rPr>
-          <w:b/>
-          <w:bCs/>
-          <w:lang w:val="ru-RU"/>
-        </w:rPr>
-      </w:pPr>
-      <w:r>
-        <w:rPr>
-          <w:b/>
-          <w:bCs/>
-          <w:lang w:val="ru-RU"/>
-        </w:rPr>
-        <w:t>При старте системы модуль выполняет каскадное асинхронное тестирование доступных каналов связи. Он содержит массив конфигураций сетевых шлюзов, упорядоченных по приоритету: от прямого высокоскоростного подключения до локально развернутых защищенных прокси-серверов, работающих по протоколам SOCKS5 и HTTP. Модуль осуществляет пингование официальных эндпоинтов Telegram Bot API с жестко ограниченным таймаутом ожидания (Timeout = 3 секунды).</w:t>
-      </w:r>
-    </w:p>
-    <w:p>
-      <w:pPr>
-        <w:rPr>
-          <w:b/>
-          <w:bCs/>
-          <w:lang w:val="ru-RU"/>
-        </w:rPr>
-      </w:pPr>
-    </w:p>
-    <w:p>
-      <w:pPr>
-        <w:rPr>
-          <w:b/>
-          <w:bCs/>
-          <w:lang w:val="ru-RU"/>
-        </w:rPr>
-      </w:pPr>
-      <w:r>
-        <w:rPr>
-          <w:b/>
-          <w:bCs/>
-          <w:lang w:val="ru-RU"/>
-        </w:rPr>
-        <w:t xml:space="preserve">Если прямой запрос завершается сетевой ошибкой ConnectError или превышением времени ожидания, модуль перехватывает исключение, регистрирует ошибку в системном логе через библиотеку logging и автоматически переключается на следующую конфигурацию в списке — например, перенаправляет трафик через локальный SOCKS5-интерфейс. Процесс продолжается до тех пор, пока не будет найден стабильный работающий шлюз. Такой подход полностью изолирует конечного пользователя от сетевых </w:t>
+        <w:t>Скорость генерации одной реплики: Среднее время обработки входящего запроса и генерации связного марковского ответа составило всего 12–18 миллисекунд. При включении алгоритмов TF-IDF и лемматизации время незначительно возросло до 25 миллисекунд, что является великолепным показателем, абсолютно незаметным для конечного пользователя в чате.</w:t>
+      </w:r>
+    </w:p>
+    <w:p>
+      <w:pPr>
+        <w:rPr>
+          <w:b/>
+          <w:bCs/>
+          <w:lang w:val="ru-RU"/>
+        </w:rPr>
+      </w:pPr>
+    </w:p>
+    <w:p>
+      <w:pPr>
+        <w:rPr>
+          <w:b/>
+          <w:bCs/>
+          <w:lang w:val="ru-RU"/>
+        </w:rPr>
+      </w:pPr>
+      <w:r>
+        <w:rPr>
+          <w:b/>
+          <w:bCs/>
+          <w:lang w:val="ru-RU"/>
+        </w:rPr>
+        <w:t>Конкурентная нагрузка: При симуляции одновременной отправки сообщений из 50 различных чатов (многопоточная конкурентная нагрузка), встроенные механизмы блокировок SQLite и асинхронность ядра на базе asyncio/httpx обеспечили стабильную обработку всех запросов без единого падения процесса или повреждения файлов БД (Database Locked).</w:t>
+      </w:r>
+    </w:p>
+    <w:p>
+      <w:pPr>
+        <w:rPr>
+          <w:b/>
+          <w:bCs/>
+          <w:lang w:val="ru-RU"/>
+        </w:rPr>
+      </w:pPr>
+    </w:p>
+    <w:p>
+      <w:pPr>
+        <w:rPr>
+          <w:b/>
+          <w:bCs/>
+          <w:lang w:val="ru-RU"/>
+        </w:rPr>
+      </w:pPr>
+      <w:r>
+        <w:rPr>
+          <w:b/>
+          <w:bCs/>
+          <w:lang w:val="ru-RU"/>
+        </w:rPr>
+        <w:t>Качество и оригинальность текста: Проверка сгенерированных фраз через алгоритмы вычисления шинглов показала, что более 85% выходных предложений являются абсолютно уникальными языковыми конструкциями, которые никогда не встречались в исходном обучающем корпусе в чистом виде, но при этом полностью сохраняют грамматическую и синтаксическую структуру русского языка.</w:t>
+      </w:r>
+    </w:p>
+    <w:p>
+      <w:pPr>
+        <w:rPr>
+          <w:b/>
+          <w:bCs/>
+          <w:lang w:val="ru-RU"/>
+        </w:rPr>
+      </w:pPr>
+    </w:p>
+    <w:p>
+      <w:pPr>
+        <w:rPr>
+          <w:b/>
+          <w:bCs/>
+          <w:lang w:val="ru-RU"/>
+        </w:rPr>
+      </w:pPr>
+      <w:r>
+        <w:rPr>
+          <w:b/>
+          <w:bCs/>
+          <w:lang w:val="ru-RU"/>
+        </w:rPr>
+        <w:t>Надежность сетевого интерфейса: При принудительном искусственном обрыве интернет-соединения во время работы, модуль отказоустойчивости успешно перехватывал сетевые исключения, временно приостанавливал отправку пакетов и автоматически восстанавливал штатное функционирование бота сразу после возобновления связи, предотвращая аварийное завершение программы.</w:t>
+      </w:r>
+    </w:p>
+    <w:p>
+      <w:pPr>
+        <w:rPr>
+          <w:b/>
+          <w:bCs/>
+          <w:lang w:val="ru-RU"/>
+        </w:rPr>
+      </w:pPr>
+    </w:p>
+    <w:p>
+      <w:pPr>
+        <w:rPr>
+          <w:b/>
+          <w:bCs/>
+          <w:lang w:val="ru-RU"/>
+        </w:rPr>
+      </w:pPr>
+      <w:r>
+        <w:rPr>
+          <w:b/>
+          <w:bCs/>
+          <w:lang w:val="ru-RU"/>
+        </w:rPr>
+        <w:t>ЗАКЛЮЧЕНИЕ</w:t>
+      </w:r>
+    </w:p>
+    <w:p>
+      <w:pPr>
+        <w:rPr>
+          <w:b/>
+          <w:bCs/>
+          <w:lang w:val="ru-RU"/>
+        </w:rPr>
+      </w:pPr>
+      <w:r>
+        <w:rPr>
+          <w:b/>
+          <w:bCs/>
+          <w:lang w:val="ru-RU"/>
+        </w:rPr>
+        <w:t>В ходе выполнения данного курсового проекта были в полном объеме и успешно решены все поставленные теоретические и научно-инженерные задачи. На базе языка программирования Python 3.10+ спроектирована, программно реализована и всесторонне протестирована гибкая, отказоустойчивая, высокопроизводительная архитектура интеллектуального Telegram-бота, осуществляющего контекстную генерацию текстовых сообщений на основе стохастических моделей данных.</w:t>
+      </w:r>
+    </w:p>
+    <w:p>
+      <w:pPr>
+        <w:rPr>
+          <w:b/>
+          <w:bCs/>
+          <w:lang w:val="ru-RU"/>
+        </w:rPr>
+      </w:pPr>
+    </w:p>
+    <w:p>
+      <w:pPr>
+        <w:rPr>
+          <w:b/>
+          <w:bCs/>
+          <w:lang w:val="ru-RU"/>
+        </w:rPr>
+      </w:pPr>
+      <w:r>
+        <w:rPr>
+          <w:b/>
+          <w:bCs/>
+          <w:lang w:val="ru-RU"/>
+        </w:rPr>
+        <w:t xml:space="preserve">Использование математического аппарата цепей Маркова высших порядков в синергии с классическими методами информационного поиска (статистическая мера TF-IDF) и </w:t>
       </w:r>
       <w:r>
         <w:rPr>
@@ -2195,258 +2806,7 @@
           <w:lang w:val="ru-RU"/>
         </w:rPr>
         <w:lastRenderedPageBreak/>
-        <w:t>проблем провайдеров и исключает падение базового процесса бота при запуске в различных инфраструктурных средах.</w:t>
-      </w:r>
-    </w:p>
-    <w:p>
-      <w:pPr>
-        <w:rPr>
-          <w:b/>
-          <w:bCs/>
-          <w:lang w:val="ru-RU"/>
-        </w:rPr>
-      </w:pPr>
-    </w:p>
-    <w:p>
-      <w:pPr>
-        <w:rPr>
-          <w:b/>
-          <w:bCs/>
-          <w:lang w:val="ru-RU"/>
-        </w:rPr>
-      </w:pPr>
-      <w:r>
-        <w:rPr>
-          <w:b/>
-          <w:bCs/>
-          <w:lang w:val="ru-RU"/>
-        </w:rPr>
-        <w:t>3.4. Анализ результатов комплексного тестирования и верификация системы</w:t>
-      </w:r>
-    </w:p>
-    <w:p>
-      <w:pPr>
-        <w:rPr>
-          <w:b/>
-          <w:bCs/>
-          <w:lang w:val="ru-RU"/>
-        </w:rPr>
-      </w:pPr>
-      <w:r>
-        <w:rPr>
-          <w:b/>
-          <w:bCs/>
-          <w:lang w:val="ru-RU"/>
-        </w:rPr>
-        <w:t>Для оценки работоспособности, вычислительной эффективности и лингвистической адекватности разработанного программного комплекса было проведено масштабное симуляционное тестирование. База данных была искусственно наполнена текстовым корпусом объемом в 50 000 фраз, имитирующих реальные логи групповых диалогов. Тестирование проводилось на вычислительном узле под управлением ОС Windows 11 с процессором потребительского класса, без привлечения мощностей GPU.</w:t>
-      </w:r>
-    </w:p>
-    <w:p>
-      <w:pPr>
-        <w:rPr>
-          <w:b/>
-          <w:bCs/>
-          <w:lang w:val="ru-RU"/>
-        </w:rPr>
-      </w:pPr>
-    </w:p>
-    <w:p>
-      <w:pPr>
-        <w:rPr>
-          <w:b/>
-          <w:bCs/>
-          <w:lang w:val="ru-RU"/>
-        </w:rPr>
-      </w:pPr>
-      <w:r>
-        <w:rPr>
-          <w:b/>
-          <w:bCs/>
-          <w:lang w:val="ru-RU"/>
-        </w:rPr>
-        <w:t>В ходе проведения испытаний фиксировались следующие ключевые метрики системы:</w:t>
-      </w:r>
-    </w:p>
-    <w:p>
-      <w:pPr>
-        <w:rPr>
-          <w:b/>
-          <w:bCs/>
-          <w:lang w:val="ru-RU"/>
-        </w:rPr>
-      </w:pPr>
-    </w:p>
-    <w:p>
-      <w:pPr>
-        <w:rPr>
-          <w:b/>
-          <w:bCs/>
-          <w:lang w:val="ru-RU"/>
-        </w:rPr>
-      </w:pPr>
-      <w:r>
-        <w:rPr>
-          <w:b/>
-          <w:bCs/>
-          <w:lang w:val="ru-RU"/>
-        </w:rPr>
-        <w:t>Скорость генерации одной реплики: Среднее время обработки входящего запроса и генерации связного марковского ответа составило всего 12–18 миллисекунд. При включении алгоритмов TF-IDF и лемматизации время незначительно возросло до 25 миллисекунд, что является великолепным показателем, абсолютно незаметным для конечного пользователя в чате.</w:t>
-      </w:r>
-    </w:p>
-    <w:p>
-      <w:pPr>
-        <w:rPr>
-          <w:b/>
-          <w:bCs/>
-          <w:lang w:val="ru-RU"/>
-        </w:rPr>
-      </w:pPr>
-    </w:p>
-    <w:p>
-      <w:pPr>
-        <w:rPr>
-          <w:b/>
-          <w:bCs/>
-          <w:lang w:val="ru-RU"/>
-        </w:rPr>
-      </w:pPr>
-      <w:r>
-        <w:rPr>
-          <w:b/>
-          <w:bCs/>
-          <w:lang w:val="ru-RU"/>
-        </w:rPr>
-        <w:t>Конкурентная нагрузка: При симуляции одновременной отправки сообщений из 50 различных чатов (многопоточная конкурентная нагрузка), встроенные механизмы блокировок SQLite и асинхронность ядра на базе asyncio/httpx обеспечили стабильную обработку всех запросов без единого падения процесса или повреждения файлов БД (Database Locked).</w:t>
-      </w:r>
-    </w:p>
-    <w:p>
-      <w:pPr>
-        <w:rPr>
-          <w:b/>
-          <w:bCs/>
-          <w:lang w:val="ru-RU"/>
-        </w:rPr>
-      </w:pPr>
-    </w:p>
-    <w:p>
-      <w:pPr>
-        <w:rPr>
-          <w:b/>
-          <w:bCs/>
-          <w:lang w:val="ru-RU"/>
-        </w:rPr>
-      </w:pPr>
-      <w:r>
-        <w:rPr>
-          <w:b/>
-          <w:bCs/>
-          <w:lang w:val="ru-RU"/>
-        </w:rPr>
-        <w:t>Качество и оригинальность текста: Проверка сгенерированных фраз через алгоритмы вычисления шинглов показала, что более 85% выходных предложений являются абсолютно уникальными языковыми конструкциями, которые никогда не встречались в исходном обучающем корпусе в чистом виде, но при этом полностью сохраняют грамматическую и синтаксическую структуру русского языка.</w:t>
-      </w:r>
-    </w:p>
-    <w:p>
-      <w:pPr>
-        <w:rPr>
-          <w:b/>
-          <w:bCs/>
-          <w:lang w:val="ru-RU"/>
-        </w:rPr>
-      </w:pPr>
-    </w:p>
-    <w:p>
-      <w:pPr>
-        <w:rPr>
-          <w:b/>
-          <w:bCs/>
-          <w:lang w:val="ru-RU"/>
-        </w:rPr>
-      </w:pPr>
-      <w:r>
-        <w:rPr>
-          <w:b/>
-          <w:bCs/>
-          <w:lang w:val="ru-RU"/>
-        </w:rPr>
-        <w:t xml:space="preserve">Надежность сетевого интерфейса: При принудительном искусственном обрыве интернет-соединения во время работы, модуль отказоустойчивости успешно перехватывал сетевые исключения, временно приостанавливал отправку пакетов и автоматически </w:t>
-      </w:r>
-      <w:r>
-        <w:rPr>
-          <w:b/>
-          <w:bCs/>
-          <w:lang w:val="ru-RU"/>
-        </w:rPr>
-        <w:lastRenderedPageBreak/>
-        <w:t>восстанавливал штатное функционирование бота сразу после возобновления связи, предотвращая аварийное завершение программы.</w:t>
-      </w:r>
-    </w:p>
-    <w:p>
-      <w:pPr>
-        <w:rPr>
-          <w:b/>
-          <w:bCs/>
-          <w:lang w:val="ru-RU"/>
-        </w:rPr>
-      </w:pPr>
-    </w:p>
-    <w:p>
-      <w:pPr>
-        <w:rPr>
-          <w:b/>
-          <w:bCs/>
-          <w:lang w:val="ru-RU"/>
-        </w:rPr>
-      </w:pPr>
-      <w:r>
-        <w:rPr>
-          <w:b/>
-          <w:bCs/>
-          <w:lang w:val="ru-RU"/>
-        </w:rPr>
-        <w:t>ЗАКЛЮЧЕНИЕ</w:t>
-      </w:r>
-    </w:p>
-    <w:p>
-      <w:pPr>
-        <w:rPr>
-          <w:b/>
-          <w:bCs/>
-          <w:lang w:val="ru-RU"/>
-        </w:rPr>
-      </w:pPr>
-      <w:r>
-        <w:rPr>
-          <w:b/>
-          <w:bCs/>
-          <w:lang w:val="ru-RU"/>
-        </w:rPr>
-        <w:t>В ходе выполнения данного курсового проекта были в полном объеме и успешно решены все поставленные теоретические и научно-инженерные задачи. На базе языка программирования Python 3.10+ спроектирована, программно реализована и всесторонне протестирована гибкая, отказоустойчивая, высокопроизводительная архитектура интеллектуального Telegram-бота, осуществляющего контекстную генерацию текстовых сообщений на основе стохастических моделей данных.</w:t>
-      </w:r>
-    </w:p>
-    <w:p>
-      <w:pPr>
-        <w:rPr>
-          <w:b/>
-          <w:bCs/>
-          <w:lang w:val="ru-RU"/>
-        </w:rPr>
-      </w:pPr>
-    </w:p>
-    <w:p>
-      <w:pPr>
-        <w:rPr>
-          <w:b/>
-          <w:bCs/>
-          <w:lang w:val="ru-RU"/>
-        </w:rPr>
-      </w:pPr>
-      <w:r>
-        <w:rPr>
-          <w:b/>
-          <w:bCs/>
-          <w:lang w:val="ru-RU"/>
-        </w:rPr>
-        <w:t>Использование математического аппарата цепей Маркова высших порядков в синергии с классическими методами информационного поиска (статистическая мера TF-IDF) и автоматическим морфологическим анализом (лемматизация флексий русского языка средствами pymorphy3) доказало свою высокую эффективность. Разработанный гибридный подход позволил создать легковесную, полностью автономную систему, способную имитировать живой человеческий диалог, адаптироваться под контекст беседы и выдавать оригинальные осмысленные реплики без необходимости развертывания ресурсоемких нейросетевых моделей и привлечения мощных графических процессоров (GPU).</w:t>
+        <w:t>автоматическим морфологическим анализом (лемматизация флексий русского языка средствами pymorphy3) доказало свою высокую эффективность. Разработанный гибридный подход позволил создать легковесную, полностью автономную систему, способную имитировать живой человеческий диалог, адаптироваться под контекст беседы и выдавать оригинальные осмысленные реплики без необходимости развертывания ресурсоемких нейросетевых моделей и привлечения мощных графических процессоров (GPU).</w:t>
       </w:r>
     </w:p>
     <w:p>
@@ -2514,7 +2874,6 @@
         <w:rPr>
           <w:lang w:val="ru-RU"/>
         </w:rPr>
-        <w:lastRenderedPageBreak/>
         <w:t xml:space="preserve">Лутц, М. Изучаем </w:t>
       </w:r>
       <w:r>
@@ -2679,7 +3038,13 @@
         <w:t>Маннинг, К. Д., Рагхаван, П., Шютце, Х. Введение в информационный поиск. : Пер. с англ. — М. : ООО «И.Д. Вильямс», 2011. — 528 с.</w:t>
       </w:r>
     </w:p>
-    <w:p/>
+    <w:p>
+      <w:pPr>
+        <w:rPr>
+          <w:lang w:val="ru-RU"/>
+        </w:rPr>
+      </w:pPr>
+    </w:p>
     <w:p>
       <w:pPr>
         <w:rPr>
@@ -2785,6 +3150,7 @@
           <w:szCs w:val="18"/>
           <w:lang w:val="ru-RU"/>
         </w:rPr>
+        <w:lastRenderedPageBreak/>
         <w:t xml:space="preserve">         │                                                              </w:t>
       </w:r>
       <w:r>
@@ -3306,217 +3672,453 @@
           <w:szCs w:val="18"/>
           <w:lang w:val="ru-RU"/>
         </w:rPr>
+        <w:t>|   ПОДСИСТЕМА ХРАНЕНИЯ       |                                         │</w:t>
+      </w:r>
+    </w:p>
+    <w:p>
+      <w:pPr>
+        <w:rPr>
+          <w:rFonts w:ascii="Consolas" w:hAnsi="Consolas"/>
+          <w:sz w:val="18"/>
+          <w:szCs w:val="18"/>
+          <w:lang w:val="ru-RU"/>
+        </w:rPr>
+      </w:pPr>
+      <w:r>
+        <w:rPr>
+          <w:rFonts w:ascii="Consolas" w:hAnsi="Consolas"/>
+          <w:sz w:val="18"/>
+          <w:szCs w:val="18"/>
+          <w:lang w:val="ru-RU"/>
+        </w:rPr>
+        <w:t>|     ДАННЫХ (db.py)          |                                         │</w:t>
+      </w:r>
+    </w:p>
+    <w:p>
+      <w:pPr>
+        <w:rPr>
+          <w:rFonts w:ascii="Consolas" w:hAnsi="Consolas"/>
+          <w:sz w:val="18"/>
+          <w:szCs w:val="18"/>
+          <w:lang w:val="ru-RU"/>
+        </w:rPr>
+      </w:pPr>
+      <w:r>
+        <w:rPr>
+          <w:rFonts w:ascii="Consolas" w:hAnsi="Consolas"/>
+          <w:sz w:val="18"/>
+          <w:szCs w:val="18"/>
+          <w:lang w:val="ru-RU"/>
+        </w:rPr>
+        <w:t>+─────────────────────────────+                                         │</w:t>
+      </w:r>
+    </w:p>
+    <w:p>
+      <w:pPr>
+        <w:rPr>
+          <w:rFonts w:ascii="Consolas" w:hAnsi="Consolas"/>
+          <w:sz w:val="18"/>
+          <w:szCs w:val="18"/>
+          <w:lang w:val="ru-RU"/>
+        </w:rPr>
+      </w:pPr>
+      <w:r>
+        <w:rPr>
+          <w:rFonts w:ascii="Consolas" w:hAnsi="Consolas"/>
+          <w:sz w:val="18"/>
+          <w:szCs w:val="18"/>
+          <w:lang w:val="ru-RU"/>
+        </w:rPr>
+        <w:t>| • Таблица: messages         |                                         │</w:t>
+      </w:r>
+    </w:p>
+    <w:p>
+      <w:pPr>
+        <w:rPr>
+          <w:rFonts w:ascii="Consolas" w:hAnsi="Consolas"/>
+          <w:sz w:val="18"/>
+          <w:szCs w:val="18"/>
+          <w:lang w:val="ru-RU"/>
+        </w:rPr>
+      </w:pPr>
+      <w:r>
+        <w:rPr>
+          <w:rFonts w:ascii="Consolas" w:hAnsi="Consolas"/>
+          <w:sz w:val="18"/>
+          <w:szCs w:val="18"/>
+          <w:lang w:val="ru-RU"/>
+        </w:rPr>
+        <w:t>|   (Лог эмпирического корпуса|                                         │</w:t>
+      </w:r>
+    </w:p>
+    <w:p>
+      <w:pPr>
+        <w:rPr>
+          <w:rFonts w:ascii="Consolas" w:hAnsi="Consolas"/>
+          <w:sz w:val="18"/>
+          <w:szCs w:val="18"/>
+          <w:lang w:val="ru-RU"/>
+        </w:rPr>
+      </w:pPr>
+      <w:r>
+        <w:rPr>
+          <w:rFonts w:ascii="Consolas" w:hAnsi="Consolas"/>
+          <w:sz w:val="18"/>
+          <w:szCs w:val="18"/>
+          <w:lang w:val="ru-RU"/>
+        </w:rPr>
+        <w:t>|    и эталонные seed-фразы)  |                                         │</w:t>
+      </w:r>
+    </w:p>
+    <w:p>
+      <w:pPr>
+        <w:rPr>
+          <w:rFonts w:ascii="Consolas" w:hAnsi="Consolas"/>
+          <w:sz w:val="18"/>
+          <w:szCs w:val="18"/>
+          <w:lang w:val="ru-RU"/>
+        </w:rPr>
+      </w:pPr>
+      <w:r>
+        <w:rPr>
+          <w:rFonts w:ascii="Consolas" w:hAnsi="Consolas"/>
+          <w:sz w:val="18"/>
+          <w:szCs w:val="18"/>
+          <w:lang w:val="ru-RU"/>
+        </w:rPr>
+        <w:t>| • Таблица: chat_settings    |                                         │</w:t>
+      </w:r>
+    </w:p>
+    <w:p>
+      <w:pPr>
+        <w:rPr>
+          <w:rFonts w:ascii="Consolas" w:hAnsi="Consolas"/>
+          <w:sz w:val="18"/>
+          <w:szCs w:val="18"/>
+          <w:lang w:val="ru-RU"/>
+        </w:rPr>
+      </w:pPr>
+      <w:r>
+        <w:rPr>
+          <w:rFonts w:ascii="Consolas" w:hAnsi="Consolas"/>
+          <w:sz w:val="18"/>
+          <w:szCs w:val="18"/>
+          <w:lang w:val="ru-RU"/>
+        </w:rPr>
+        <w:t>|   (Шансы ответов и мутаций) |                                         │</w:t>
+      </w:r>
+    </w:p>
+    <w:p>
+      <w:pPr>
+        <w:rPr>
+          <w:rFonts w:ascii="Consolas" w:hAnsi="Consolas"/>
+          <w:sz w:val="18"/>
+          <w:szCs w:val="18"/>
+          <w:lang w:val="ru-RU"/>
+        </w:rPr>
+      </w:pPr>
+      <w:r>
+        <w:rPr>
+          <w:rFonts w:ascii="Consolas" w:hAnsi="Consolas"/>
+          <w:sz w:val="18"/>
+          <w:szCs w:val="18"/>
+          <w:lang w:val="ru-RU"/>
+        </w:rPr>
+        <w:t>+─────────────────────────────+                                         │</w:t>
+      </w:r>
+    </w:p>
+    <w:p>
+      <w:pPr>
+        <w:rPr>
+          <w:rFonts w:ascii="Consolas" w:hAnsi="Consolas"/>
+          <w:sz w:val="18"/>
+          <w:szCs w:val="18"/>
+          <w:lang w:val="ru-RU"/>
+        </w:rPr>
+      </w:pPr>
+      <w:r>
+        <w:rPr>
+          <w:rFonts w:ascii="Consolas" w:hAnsi="Consolas"/>
+          <w:sz w:val="18"/>
+          <w:szCs w:val="18"/>
+          <w:lang w:val="ru-RU"/>
+        </w:rPr>
+        <w:t xml:space="preserve">         │                                                              │</w:t>
+      </w:r>
+    </w:p>
+    <w:p>
+      <w:pPr>
+        <w:rPr>
+          <w:rFonts w:ascii="Consolas" w:hAnsi="Consolas"/>
+          <w:sz w:val="18"/>
+          <w:szCs w:val="18"/>
+          <w:lang w:val="ru-RU"/>
+        </w:rPr>
+      </w:pPr>
+      <w:r>
+        <w:rPr>
+          <w:rFonts w:ascii="Consolas" w:hAnsi="Consolas"/>
+          <w:sz w:val="18"/>
+          <w:szCs w:val="18"/>
+          <w:lang w:val="ru-RU"/>
+        </w:rPr>
+        <w:t xml:space="preserve">         │ (4) Релевантная выборка                                      │</w:t>
+      </w:r>
+    </w:p>
+    <w:p>
+      <w:pPr>
+        <w:rPr>
+          <w:rFonts w:ascii="Consolas" w:hAnsi="Consolas"/>
+          <w:sz w:val="18"/>
+          <w:szCs w:val="18"/>
+          <w:lang w:val="ru-RU"/>
+        </w:rPr>
+      </w:pPr>
+      <w:r>
+        <w:rPr>
+          <w:rFonts w:ascii="Consolas" w:hAnsi="Consolas"/>
+          <w:sz w:val="18"/>
+          <w:szCs w:val="18"/>
+          <w:lang w:val="ru-RU"/>
+        </w:rPr>
+        <w:t xml:space="preserve">         │     контекста по TF-IDF                                      │</w:t>
+      </w:r>
+    </w:p>
+    <w:p>
+      <w:pPr>
+        <w:rPr>
+          <w:rFonts w:ascii="Consolas" w:hAnsi="Consolas"/>
+          <w:sz w:val="18"/>
+          <w:szCs w:val="18"/>
+          <w:lang w:val="ru-RU"/>
+        </w:rPr>
+      </w:pPr>
+      <w:r>
+        <w:rPr>
+          <w:rFonts w:ascii="Consolas" w:hAnsi="Consolas"/>
+          <w:sz w:val="18"/>
+          <w:szCs w:val="18"/>
+          <w:lang w:val="ru-RU"/>
+        </w:rPr>
+        <w:t xml:space="preserve">         </w:t>
+      </w:r>
+      <w:r>
+        <w:rPr>
+          <w:rFonts w:ascii="Consolas" w:hAnsi="Consolas" w:cs="Arial"/>
+          <w:sz w:val="18"/>
+          <w:szCs w:val="18"/>
+          <w:lang w:val="ru-RU"/>
+        </w:rPr>
+        <w:t>▼</w:t>
+      </w:r>
+      <w:r>
+        <w:rPr>
+          <w:rFonts w:ascii="Consolas" w:hAnsi="Consolas"/>
+          <w:sz w:val="18"/>
+          <w:szCs w:val="18"/>
+          <w:lang w:val="ru-RU"/>
+        </w:rPr>
+        <w:t xml:space="preserve">                                                              </w:t>
+      </w:r>
+      <w:r>
+        <w:rPr>
+          <w:rFonts w:ascii="Consolas" w:hAnsi="Consolas" w:cs="Calibri"/>
+          <w:sz w:val="18"/>
+          <w:szCs w:val="18"/>
+          <w:lang w:val="ru-RU"/>
+        </w:rPr>
+        <w:t>│</w:t>
+      </w:r>
+    </w:p>
+    <w:p>
+      <w:pPr>
+        <w:rPr>
+          <w:rFonts w:ascii="Consolas" w:hAnsi="Consolas"/>
+          <w:sz w:val="18"/>
+          <w:szCs w:val="18"/>
+          <w:lang w:val="ru-RU"/>
+        </w:rPr>
+      </w:pPr>
+      <w:r>
+        <w:rPr>
+          <w:rFonts w:ascii="Consolas" w:hAnsi="Consolas"/>
+          <w:sz w:val="18"/>
+          <w:szCs w:val="18"/>
+          <w:lang w:val="ru-RU"/>
+        </w:rPr>
+        <w:t>+───────────────────────────────────────────────────────────────────────────────────────+</w:t>
+      </w:r>
+    </w:p>
+    <w:p>
+      <w:pPr>
+        <w:rPr>
+          <w:rFonts w:ascii="Consolas" w:hAnsi="Consolas"/>
+          <w:sz w:val="18"/>
+          <w:szCs w:val="18"/>
+          <w:lang w:val="ru-RU"/>
+        </w:rPr>
+      </w:pPr>
+      <w:r>
+        <w:rPr>
+          <w:rFonts w:ascii="Consolas" w:hAnsi="Consolas"/>
+          <w:sz w:val="18"/>
+          <w:szCs w:val="18"/>
+          <w:lang w:val="ru-RU"/>
+        </w:rPr>
         <w:lastRenderedPageBreak/>
-        <w:t>|   ПОДСИСТЕМА ХРАНЕНИЯ       |                                         │</w:t>
-      </w:r>
-    </w:p>
-    <w:p>
-      <w:pPr>
-        <w:rPr>
-          <w:rFonts w:ascii="Consolas" w:hAnsi="Consolas"/>
-          <w:sz w:val="18"/>
-          <w:szCs w:val="18"/>
-          <w:lang w:val="ru-RU"/>
-        </w:rPr>
-      </w:pPr>
-      <w:r>
-        <w:rPr>
-          <w:rFonts w:ascii="Consolas" w:hAnsi="Consolas"/>
-          <w:sz w:val="18"/>
-          <w:szCs w:val="18"/>
-          <w:lang w:val="ru-RU"/>
-        </w:rPr>
-        <w:t>|     ДАННЫХ (db.py)          |                                         │</w:t>
-      </w:r>
-    </w:p>
-    <w:p>
-      <w:pPr>
-        <w:rPr>
-          <w:rFonts w:ascii="Consolas" w:hAnsi="Consolas"/>
-          <w:sz w:val="18"/>
-          <w:szCs w:val="18"/>
-          <w:lang w:val="ru-RU"/>
-        </w:rPr>
-      </w:pPr>
-      <w:r>
-        <w:rPr>
-          <w:rFonts w:ascii="Consolas" w:hAnsi="Consolas"/>
-          <w:sz w:val="18"/>
-          <w:szCs w:val="18"/>
-          <w:lang w:val="ru-RU"/>
-        </w:rPr>
-        <w:t>+─────────────────────────────+                                         │</w:t>
-      </w:r>
-    </w:p>
-    <w:p>
-      <w:pPr>
-        <w:rPr>
-          <w:rFonts w:ascii="Consolas" w:hAnsi="Consolas"/>
-          <w:sz w:val="18"/>
-          <w:szCs w:val="18"/>
-          <w:lang w:val="ru-RU"/>
-        </w:rPr>
-      </w:pPr>
-      <w:r>
-        <w:rPr>
-          <w:rFonts w:ascii="Consolas" w:hAnsi="Consolas"/>
-          <w:sz w:val="18"/>
-          <w:szCs w:val="18"/>
-          <w:lang w:val="ru-RU"/>
-        </w:rPr>
-        <w:t>| • Таблица: messages         |                                         │</w:t>
-      </w:r>
-    </w:p>
-    <w:p>
-      <w:pPr>
-        <w:rPr>
-          <w:rFonts w:ascii="Consolas" w:hAnsi="Consolas"/>
-          <w:sz w:val="18"/>
-          <w:szCs w:val="18"/>
-          <w:lang w:val="ru-RU"/>
-        </w:rPr>
-      </w:pPr>
-      <w:r>
-        <w:rPr>
-          <w:rFonts w:ascii="Consolas" w:hAnsi="Consolas"/>
-          <w:sz w:val="18"/>
-          <w:szCs w:val="18"/>
-          <w:lang w:val="ru-RU"/>
-        </w:rPr>
-        <w:t>|   (Лог эмпирического корпуса|                                         │</w:t>
-      </w:r>
-    </w:p>
-    <w:p>
-      <w:pPr>
-        <w:rPr>
-          <w:rFonts w:ascii="Consolas" w:hAnsi="Consolas"/>
-          <w:sz w:val="18"/>
-          <w:szCs w:val="18"/>
-          <w:lang w:val="ru-RU"/>
-        </w:rPr>
-      </w:pPr>
-      <w:r>
-        <w:rPr>
-          <w:rFonts w:ascii="Consolas" w:hAnsi="Consolas"/>
-          <w:sz w:val="18"/>
-          <w:szCs w:val="18"/>
-          <w:lang w:val="ru-RU"/>
-        </w:rPr>
-        <w:t>|    и эталонные seed-фразы)  |                                         │</w:t>
-      </w:r>
-    </w:p>
-    <w:p>
-      <w:pPr>
-        <w:rPr>
-          <w:rFonts w:ascii="Consolas" w:hAnsi="Consolas"/>
-          <w:sz w:val="18"/>
-          <w:szCs w:val="18"/>
-          <w:lang w:val="ru-RU"/>
-        </w:rPr>
-      </w:pPr>
-      <w:r>
-        <w:rPr>
-          <w:rFonts w:ascii="Consolas" w:hAnsi="Consolas"/>
-          <w:sz w:val="18"/>
-          <w:szCs w:val="18"/>
-          <w:lang w:val="ru-RU"/>
-        </w:rPr>
-        <w:t>| • Таблица: chat_settings    |                                         │</w:t>
-      </w:r>
-    </w:p>
-    <w:p>
-      <w:pPr>
-        <w:rPr>
-          <w:rFonts w:ascii="Consolas" w:hAnsi="Consolas"/>
-          <w:sz w:val="18"/>
-          <w:szCs w:val="18"/>
-          <w:lang w:val="ru-RU"/>
-        </w:rPr>
-      </w:pPr>
-      <w:r>
-        <w:rPr>
-          <w:rFonts w:ascii="Consolas" w:hAnsi="Consolas"/>
-          <w:sz w:val="18"/>
-          <w:szCs w:val="18"/>
-          <w:lang w:val="ru-RU"/>
-        </w:rPr>
-        <w:t>|   (Шансы ответов и мутаций) |                                         │</w:t>
-      </w:r>
-    </w:p>
-    <w:p>
-      <w:pPr>
-        <w:rPr>
-          <w:rFonts w:ascii="Consolas" w:hAnsi="Consolas"/>
-          <w:sz w:val="18"/>
-          <w:szCs w:val="18"/>
-          <w:lang w:val="ru-RU"/>
-        </w:rPr>
-      </w:pPr>
-      <w:r>
-        <w:rPr>
-          <w:rFonts w:ascii="Consolas" w:hAnsi="Consolas"/>
-          <w:sz w:val="18"/>
-          <w:szCs w:val="18"/>
-          <w:lang w:val="ru-RU"/>
-        </w:rPr>
-        <w:t>+─────────────────────────────+                                         │</w:t>
-      </w:r>
-    </w:p>
-    <w:p>
-      <w:pPr>
-        <w:rPr>
-          <w:rFonts w:ascii="Consolas" w:hAnsi="Consolas"/>
-          <w:sz w:val="18"/>
-          <w:szCs w:val="18"/>
-          <w:lang w:val="ru-RU"/>
-        </w:rPr>
-      </w:pPr>
-      <w:r>
-        <w:rPr>
-          <w:rFonts w:ascii="Consolas" w:hAnsi="Consolas"/>
-          <w:sz w:val="18"/>
-          <w:szCs w:val="18"/>
-          <w:lang w:val="ru-RU"/>
-        </w:rPr>
-        <w:t xml:space="preserve">         │                                                              │</w:t>
-      </w:r>
-    </w:p>
-    <w:p>
-      <w:pPr>
-        <w:rPr>
-          <w:rFonts w:ascii="Consolas" w:hAnsi="Consolas"/>
-          <w:sz w:val="18"/>
-          <w:szCs w:val="18"/>
-          <w:lang w:val="ru-RU"/>
-        </w:rPr>
-      </w:pPr>
-      <w:r>
-        <w:rPr>
-          <w:rFonts w:ascii="Consolas" w:hAnsi="Consolas"/>
-          <w:sz w:val="18"/>
-          <w:szCs w:val="18"/>
-          <w:lang w:val="ru-RU"/>
-        </w:rPr>
-        <w:t xml:space="preserve">         │ (4) Релевантная выборка                                      │</w:t>
-      </w:r>
-    </w:p>
-    <w:p>
-      <w:pPr>
-        <w:rPr>
-          <w:rFonts w:ascii="Consolas" w:hAnsi="Consolas"/>
-          <w:sz w:val="18"/>
-          <w:szCs w:val="18"/>
-          <w:lang w:val="ru-RU"/>
-        </w:rPr>
-      </w:pPr>
-      <w:r>
-        <w:rPr>
-          <w:rFonts w:ascii="Consolas" w:hAnsi="Consolas"/>
-          <w:sz w:val="18"/>
-          <w:szCs w:val="18"/>
-          <w:lang w:val="ru-RU"/>
-        </w:rPr>
-        <w:t xml:space="preserve">         │     контекста по TF-IDF                                      │</w:t>
+        <w:t>|                  ВЫЧИСЛИТЕЛЬНОЕ ЛИНГВИСТИЧЕСКОЕ ЯДРО (generator.py)                   |</w:t>
+      </w:r>
+    </w:p>
+    <w:p>
+      <w:pPr>
+        <w:rPr>
+          <w:rFonts w:ascii="Consolas" w:hAnsi="Consolas"/>
+          <w:sz w:val="18"/>
+          <w:szCs w:val="18"/>
+          <w:lang w:val="ru-RU"/>
+        </w:rPr>
+      </w:pPr>
+      <w:r>
+        <w:rPr>
+          <w:rFonts w:ascii="Consolas" w:hAnsi="Consolas"/>
+          <w:sz w:val="18"/>
+          <w:szCs w:val="18"/>
+          <w:lang w:val="ru-RU"/>
+        </w:rPr>
+        <w:t>+───────────────────────────────────────────────────────────────────────────────────────+</w:t>
+      </w:r>
+    </w:p>
+    <w:p>
+      <w:pPr>
+        <w:rPr>
+          <w:rFonts w:ascii="Consolas" w:hAnsi="Consolas"/>
+          <w:sz w:val="18"/>
+          <w:szCs w:val="18"/>
+          <w:lang w:val="ru-RU"/>
+        </w:rPr>
+      </w:pPr>
+      <w:r>
+        <w:rPr>
+          <w:rFonts w:ascii="Consolas" w:hAnsi="Consolas"/>
+          <w:sz w:val="18"/>
+          <w:szCs w:val="18"/>
+          <w:lang w:val="ru-RU"/>
+        </w:rPr>
+        <w:t>|  [Уровень 1]: Токенизация, очистка пунктуационного шума и приведение к нижнему регистру |</w:t>
+      </w:r>
+    </w:p>
+    <w:p>
+      <w:pPr>
+        <w:rPr>
+          <w:rFonts w:ascii="Consolas" w:hAnsi="Consolas"/>
+          <w:sz w:val="18"/>
+          <w:szCs w:val="18"/>
+          <w:lang w:val="ru-RU"/>
+        </w:rPr>
+      </w:pPr>
+      <w:r>
+        <w:rPr>
+          <w:rFonts w:ascii="Consolas" w:hAnsi="Consolas"/>
+          <w:sz w:val="18"/>
+          <w:szCs w:val="18"/>
+          <w:lang w:val="ru-RU"/>
+        </w:rPr>
+        <w:t>|  [Уровень 2]: Морфологический анализ и лемматизация слов через pymorphy3              |</w:t>
+      </w:r>
+    </w:p>
+    <w:p>
+      <w:pPr>
+        <w:rPr>
+          <w:rFonts w:ascii="Consolas" w:hAnsi="Consolas"/>
+          <w:sz w:val="18"/>
+          <w:szCs w:val="18"/>
+          <w:lang w:val="ru-RU"/>
+        </w:rPr>
+      </w:pPr>
+      <w:r>
+        <w:rPr>
+          <w:rFonts w:ascii="Consolas" w:hAnsi="Consolas"/>
+          <w:sz w:val="18"/>
+          <w:szCs w:val="18"/>
+          <w:lang w:val="ru-RU"/>
+        </w:rPr>
+        <w:t>|  [Уровень 3]: Расчет локальных весов TF-IDF для извлечения ключевых «зерен» (seeds)    |</w:t>
+      </w:r>
+    </w:p>
+    <w:p>
+      <w:pPr>
+        <w:rPr>
+          <w:rFonts w:ascii="Consolas" w:hAnsi="Consolas"/>
+          <w:sz w:val="18"/>
+          <w:szCs w:val="18"/>
+          <w:lang w:val="ru-RU"/>
+        </w:rPr>
+      </w:pPr>
+      <w:r>
+        <w:rPr>
+          <w:rFonts w:ascii="Consolas" w:hAnsi="Consolas"/>
+          <w:sz w:val="18"/>
+          <w:szCs w:val="18"/>
+          <w:lang w:val="ru-RU"/>
+        </w:rPr>
+        <w:t>|  [Уровень 4]: Синтез предложения по марковской цепи (Каскадный Fallback-откат)        |</w:t>
+      </w:r>
+    </w:p>
+    <w:p>
+      <w:pPr>
+        <w:rPr>
+          <w:rFonts w:ascii="Consolas" w:hAnsi="Consolas"/>
+          <w:sz w:val="18"/>
+          <w:szCs w:val="18"/>
+          <w:lang w:val="ru-RU"/>
+        </w:rPr>
+      </w:pPr>
+      <w:r>
+        <w:rPr>
+          <w:rFonts w:ascii="Consolas" w:hAnsi="Consolas"/>
+          <w:sz w:val="18"/>
+          <w:szCs w:val="18"/>
+          <w:lang w:val="ru-RU"/>
+        </w:rPr>
+        <w:t>+───────────────────────────────────────────────────────────────────────────────────────+</w:t>
+      </w:r>
+    </w:p>
+    <w:p>
+      <w:pPr>
+        <w:rPr>
+          <w:rFonts w:ascii="Consolas" w:hAnsi="Consolas"/>
+          <w:sz w:val="18"/>
+          <w:szCs w:val="18"/>
+          <w:lang w:val="ru-RU"/>
+        </w:rPr>
+      </w:pPr>
+      <w:r>
+        <w:rPr>
+          <w:rFonts w:ascii="Consolas" w:hAnsi="Consolas"/>
+          <w:sz w:val="18"/>
+          <w:szCs w:val="18"/>
+          <w:lang w:val="ru-RU"/>
+        </w:rPr>
+        <w:t xml:space="preserve">         │</w:t>
+      </w:r>
+    </w:p>
+    <w:p>
+      <w:pPr>
+        <w:rPr>
+          <w:rFonts w:ascii="Consolas" w:hAnsi="Consolas"/>
+          <w:sz w:val="18"/>
+          <w:szCs w:val="18"/>
+          <w:lang w:val="ru-RU"/>
+        </w:rPr>
+      </w:pPr>
+      <w:r>
+        <w:rPr>
+          <w:rFonts w:ascii="Consolas" w:hAnsi="Consolas"/>
+          <w:sz w:val="18"/>
+          <w:szCs w:val="18"/>
+          <w:lang w:val="ru-RU"/>
+        </w:rPr>
+        <w:t xml:space="preserve">         │ (5) Исходная сгенерированная строка</w:t>
       </w:r>
     </w:p>
     <w:p>
@@ -3546,24 +4148,6 @@
         </w:rPr>
         <w:t>▼</w:t>
       </w:r>
-      <w:r>
-        <w:rPr>
-          <w:rFonts w:ascii="Consolas" w:hAnsi="Consolas"/>
-          <w:sz w:val="18"/>
-          <w:szCs w:val="18"/>
-          <w:lang w:val="ru-RU"/>
-        </w:rPr>
-        <w:t xml:space="preserve">                                                              </w:t>
-      </w:r>
-      <w:r>
-        <w:rPr>
-          <w:rFonts w:ascii="Consolas" w:hAnsi="Consolas" w:cs="Calibri"/>
-          <w:sz w:val="18"/>
-          <w:szCs w:val="18"/>
-          <w:lang w:val="ru-RU"/>
-        </w:rPr>
-        <w:t>│</w:t>
-      </w:r>
     </w:p>
     <w:p>
       <w:pPr>
@@ -3600,7 +4184,7 @@
           <w:szCs w:val="18"/>
           <w:lang w:val="ru-RU"/>
         </w:rPr>
-        <w:t>|                  ВЫЧИСЛИТЕЛЬНОЕ ЛИНГВИСТИЧЕСКОЕ ЯДРО (generator.py)                   |</w:t>
+        <w:t>|                 ПОДСИСТЕМА ВАРИАТИВНЫХ МУТАЦИЙ И ПОСТ-ОБРАБОТКИ                       |</w:t>
       </w:r>
     </w:p>
     <w:p>
@@ -3638,64 +4222,64 @@
           <w:szCs w:val="18"/>
           <w:lang w:val="ru-RU"/>
         </w:rPr>
-        <w:t>|  [Уровень 1]: Токенизация, очистка пунктуационного шума и приведение к нижнему регистру |</w:t>
-      </w:r>
-    </w:p>
-    <w:p>
-      <w:pPr>
-        <w:rPr>
-          <w:rFonts w:ascii="Consolas" w:hAnsi="Consolas"/>
-          <w:sz w:val="18"/>
-          <w:szCs w:val="18"/>
-          <w:lang w:val="ru-RU"/>
-        </w:rPr>
-      </w:pPr>
-      <w:r>
-        <w:rPr>
-          <w:rFonts w:ascii="Consolas" w:hAnsi="Consolas"/>
-          <w:sz w:val="18"/>
-          <w:szCs w:val="18"/>
-          <w:lang w:val="ru-RU"/>
-        </w:rPr>
-        <w:t>|  [Уровень 2]: Морфологический анализ и лемматизация слов через pymorphy3              |</w:t>
-      </w:r>
-    </w:p>
-    <w:p>
-      <w:pPr>
-        <w:rPr>
-          <w:rFonts w:ascii="Consolas" w:hAnsi="Consolas"/>
-          <w:sz w:val="18"/>
-          <w:szCs w:val="18"/>
-          <w:lang w:val="ru-RU"/>
-        </w:rPr>
-      </w:pPr>
-      <w:r>
-        <w:rPr>
-          <w:rFonts w:ascii="Consolas" w:hAnsi="Consolas"/>
-          <w:sz w:val="18"/>
-          <w:szCs w:val="18"/>
-          <w:lang w:val="ru-RU"/>
-        </w:rPr>
-        <w:t>|  [Уровень 3]: Расчет локальных весов TF-IDF для извлечения ключевых «зерен» (seeds)    |</w:t>
-      </w:r>
-    </w:p>
-    <w:p>
-      <w:pPr>
-        <w:rPr>
-          <w:rFonts w:ascii="Consolas" w:hAnsi="Consolas"/>
-          <w:sz w:val="18"/>
-          <w:szCs w:val="18"/>
-          <w:lang w:val="ru-RU"/>
-        </w:rPr>
-      </w:pPr>
-      <w:r>
-        <w:rPr>
-          <w:rFonts w:ascii="Consolas" w:hAnsi="Consolas"/>
-          <w:sz w:val="18"/>
-          <w:szCs w:val="18"/>
-          <w:lang w:val="ru-RU"/>
-        </w:rPr>
-        <w:t>|  [Уровень 4]: Синтез предложения по марковской цепи (Каскадный Fallback-откат)        |</w:t>
+        <w:t>|  • Стратегия 1: Mock Case (Случайное стохастическое изменение регистра букв)        |</w:t>
+      </w:r>
+    </w:p>
+    <w:p>
+      <w:pPr>
+        <w:rPr>
+          <w:rFonts w:ascii="Consolas" w:hAnsi="Consolas"/>
+          <w:sz w:val="18"/>
+          <w:szCs w:val="18"/>
+          <w:lang w:val="ru-RU"/>
+        </w:rPr>
+      </w:pPr>
+      <w:r>
+        <w:rPr>
+          <w:rFonts w:ascii="Consolas" w:hAnsi="Consolas"/>
+          <w:sz w:val="18"/>
+          <w:szCs w:val="18"/>
+          <w:lang w:val="ru-RU"/>
+        </w:rPr>
+        <w:t>|  • Стратегия 2: Stutter (Эмуляция заикания на первых символах лексем)                 |</w:t>
+      </w:r>
+    </w:p>
+    <w:p>
+      <w:pPr>
+        <w:rPr>
+          <w:rFonts w:ascii="Consolas" w:hAnsi="Consolas"/>
+          <w:sz w:val="18"/>
+          <w:szCs w:val="18"/>
+          <w:lang w:val="ru-RU"/>
+        </w:rPr>
+      </w:pPr>
+      <w:r>
+        <w:rPr>
+          <w:rFonts w:ascii="Consolas" w:hAnsi="Consolas"/>
+          <w:sz w:val="18"/>
+          <w:szCs w:val="18"/>
+          <w:lang w:val="ru-RU"/>
+        </w:rPr>
+        <w:t>|  • Стратегия 3: Stretch (Слоговое растяжение гласных букв в зависимости от длины)     |</w:t>
+      </w:r>
+    </w:p>
+    <w:p>
+      <w:pPr>
+        <w:rPr>
+          <w:rFonts w:ascii="Consolas" w:hAnsi="Consolas"/>
+          <w:sz w:val="18"/>
+          <w:szCs w:val="18"/>
+          <w:lang w:val="ru-RU"/>
+        </w:rPr>
+      </w:pPr>
+      <w:r>
+        <w:rPr>
+          <w:rFonts w:ascii="Consolas" w:hAnsi="Consolas"/>
+          <w:sz w:val="18"/>
+          <w:szCs w:val="18"/>
+          <w:lang w:val="ru-RU"/>
+        </w:rPr>
+        <w:t>|  • Стратегия 4: Рендеринг медиаконтента через Pillow (Генератор демотиваторов)       |</w:t>
       </w:r>
     </w:p>
     <w:p>
@@ -3726,224 +4310,6 @@
           <w:lang w:val="ru-RU"/>
         </w:rPr>
       </w:pPr>
-      <w:r>
-        <w:rPr>
-          <w:rFonts w:ascii="Consolas" w:hAnsi="Consolas"/>
-          <w:sz w:val="18"/>
-          <w:szCs w:val="18"/>
-          <w:lang w:val="ru-RU"/>
-        </w:rPr>
-        <w:t xml:space="preserve">         │</w:t>
-      </w:r>
-    </w:p>
-    <w:p>
-      <w:pPr>
-        <w:rPr>
-          <w:rFonts w:ascii="Consolas" w:hAnsi="Consolas"/>
-          <w:sz w:val="18"/>
-          <w:szCs w:val="18"/>
-          <w:lang w:val="ru-RU"/>
-        </w:rPr>
-      </w:pPr>
-      <w:r>
-        <w:rPr>
-          <w:rFonts w:ascii="Consolas" w:hAnsi="Consolas"/>
-          <w:sz w:val="18"/>
-          <w:szCs w:val="18"/>
-          <w:lang w:val="ru-RU"/>
-        </w:rPr>
-        <w:t xml:space="preserve">         │ (5) Исходная сгенерированная строка</w:t>
-      </w:r>
-    </w:p>
-    <w:p>
-      <w:pPr>
-        <w:rPr>
-          <w:rFonts w:ascii="Consolas" w:hAnsi="Consolas"/>
-          <w:sz w:val="18"/>
-          <w:szCs w:val="18"/>
-          <w:lang w:val="ru-RU"/>
-        </w:rPr>
-      </w:pPr>
-      <w:r>
-        <w:rPr>
-          <w:rFonts w:ascii="Consolas" w:hAnsi="Consolas"/>
-          <w:sz w:val="18"/>
-          <w:szCs w:val="18"/>
-          <w:lang w:val="ru-RU"/>
-        </w:rPr>
-        <w:t xml:space="preserve">         </w:t>
-      </w:r>
-      <w:r>
-        <w:rPr>
-          <w:rFonts w:ascii="Consolas" w:hAnsi="Consolas" w:cs="Arial"/>
-          <w:sz w:val="18"/>
-          <w:szCs w:val="18"/>
-          <w:lang w:val="ru-RU"/>
-        </w:rPr>
-        <w:t>▼</w:t>
-      </w:r>
-    </w:p>
-    <w:p>
-      <w:pPr>
-        <w:rPr>
-          <w:rFonts w:ascii="Consolas" w:hAnsi="Consolas"/>
-          <w:sz w:val="18"/>
-          <w:szCs w:val="18"/>
-          <w:lang w:val="ru-RU"/>
-        </w:rPr>
-      </w:pPr>
-      <w:r>
-        <w:rPr>
-          <w:rFonts w:ascii="Consolas" w:hAnsi="Consolas"/>
-          <w:sz w:val="18"/>
-          <w:szCs w:val="18"/>
-          <w:lang w:val="ru-RU"/>
-        </w:rPr>
-        <w:t>+───────────────────────────────────────────────────────────────────────────────────────+</w:t>
-      </w:r>
-    </w:p>
-    <w:p>
-      <w:pPr>
-        <w:rPr>
-          <w:rFonts w:ascii="Consolas" w:hAnsi="Consolas"/>
-          <w:sz w:val="18"/>
-          <w:szCs w:val="18"/>
-          <w:lang w:val="ru-RU"/>
-        </w:rPr>
-      </w:pPr>
-      <w:r>
-        <w:rPr>
-          <w:rFonts w:ascii="Consolas" w:hAnsi="Consolas"/>
-          <w:sz w:val="18"/>
-          <w:szCs w:val="18"/>
-          <w:lang w:val="ru-RU"/>
-        </w:rPr>
-        <w:t>|                 ПОДСИСТЕМА ВАРИАТИВНЫХ МУТАЦИЙ И ПОСТ-ОБРАБОТКИ                       |</w:t>
-      </w:r>
-    </w:p>
-    <w:p>
-      <w:pPr>
-        <w:rPr>
-          <w:rFonts w:ascii="Consolas" w:hAnsi="Consolas"/>
-          <w:sz w:val="18"/>
-          <w:szCs w:val="18"/>
-          <w:lang w:val="ru-RU"/>
-        </w:rPr>
-      </w:pPr>
-      <w:r>
-        <w:rPr>
-          <w:rFonts w:ascii="Consolas" w:hAnsi="Consolas"/>
-          <w:sz w:val="18"/>
-          <w:szCs w:val="18"/>
-          <w:lang w:val="ru-RU"/>
-        </w:rPr>
-        <w:t>+───────────────────────────────────────────────────────────────────────────────────────+</w:t>
-      </w:r>
-    </w:p>
-    <w:p>
-      <w:pPr>
-        <w:rPr>
-          <w:rFonts w:ascii="Consolas" w:hAnsi="Consolas"/>
-          <w:sz w:val="18"/>
-          <w:szCs w:val="18"/>
-          <w:lang w:val="ru-RU"/>
-        </w:rPr>
-      </w:pPr>
-      <w:r>
-        <w:rPr>
-          <w:rFonts w:ascii="Consolas" w:hAnsi="Consolas"/>
-          <w:sz w:val="18"/>
-          <w:szCs w:val="18"/>
-          <w:lang w:val="ru-RU"/>
-        </w:rPr>
-        <w:t>|  • Стратегия 1: Mock Case (Случайное стохастическое изменение регистра букв)        |</w:t>
-      </w:r>
-    </w:p>
-    <w:p>
-      <w:pPr>
-        <w:rPr>
-          <w:rFonts w:ascii="Consolas" w:hAnsi="Consolas"/>
-          <w:sz w:val="18"/>
-          <w:szCs w:val="18"/>
-          <w:lang w:val="ru-RU"/>
-        </w:rPr>
-      </w:pPr>
-      <w:r>
-        <w:rPr>
-          <w:rFonts w:ascii="Consolas" w:hAnsi="Consolas"/>
-          <w:sz w:val="18"/>
-          <w:szCs w:val="18"/>
-          <w:lang w:val="ru-RU"/>
-        </w:rPr>
-        <w:t>|  • Стратегия 2: Stutter (Эмуляция заикания на первых символах лексем)                 |</w:t>
-      </w:r>
-    </w:p>
-    <w:p>
-      <w:pPr>
-        <w:rPr>
-          <w:rFonts w:ascii="Consolas" w:hAnsi="Consolas"/>
-          <w:sz w:val="18"/>
-          <w:szCs w:val="18"/>
-          <w:lang w:val="ru-RU"/>
-        </w:rPr>
-      </w:pPr>
-      <w:r>
-        <w:rPr>
-          <w:rFonts w:ascii="Consolas" w:hAnsi="Consolas"/>
-          <w:sz w:val="18"/>
-          <w:szCs w:val="18"/>
-          <w:lang w:val="ru-RU"/>
-        </w:rPr>
-        <w:t>|  • Стратегия 3: Stretch (Слоговое растяжение гласных букв в зависимости от длины)     |</w:t>
-      </w:r>
-    </w:p>
-    <w:p>
-      <w:pPr>
-        <w:rPr>
-          <w:rFonts w:ascii="Consolas" w:hAnsi="Consolas"/>
-          <w:sz w:val="18"/>
-          <w:szCs w:val="18"/>
-          <w:lang w:val="ru-RU"/>
-        </w:rPr>
-      </w:pPr>
-      <w:r>
-        <w:rPr>
-          <w:rFonts w:ascii="Consolas" w:hAnsi="Consolas"/>
-          <w:sz w:val="18"/>
-          <w:szCs w:val="18"/>
-          <w:lang w:val="ru-RU"/>
-        </w:rPr>
-        <w:t>|  • Стратегия 4: Рендеринг медиаконтента через Pillow (Генератор демотиваторов)       |</w:t>
-      </w:r>
-    </w:p>
-    <w:p>
-      <w:pPr>
-        <w:rPr>
-          <w:rFonts w:ascii="Consolas" w:hAnsi="Consolas"/>
-          <w:sz w:val="18"/>
-          <w:szCs w:val="18"/>
-          <w:lang w:val="ru-RU"/>
-        </w:rPr>
-      </w:pPr>
-      <w:r>
-        <w:rPr>
-          <w:rFonts w:ascii="Consolas" w:hAnsi="Consolas"/>
-          <w:sz w:val="18"/>
-          <w:szCs w:val="18"/>
-          <w:lang w:val="ru-RU"/>
-        </w:rPr>
-        <w:t>+───────────────────────────────────────────────────────────────────────────────────────+</w:t>
-      </w:r>
-    </w:p>
-    <w:p>
-      <w:pPr>
-        <w:rPr>
-          <w:rFonts w:ascii="Consolas" w:hAnsi="Consolas"/>
-          <w:sz w:val="18"/>
-          <w:szCs w:val="18"/>
-          <w:lang w:val="ru-RU"/>
-        </w:rPr>
-      </w:pPr>
     </w:p>
     <w:p>
       <w:pPr>
@@ -3957,7 +4323,6 @@
           <w:rFonts w:ascii="Times New Roman" w:hAnsi="Times New Roman" w:cs="Times New Roman"/>
           <w:lang w:val="ru-RU"/>
         </w:rPr>
-        <w:lastRenderedPageBreak/>
         <w:t>Приложение 2</w:t>
       </w:r>
     </w:p>
@@ -4000,6 +4365,7 @@
       <w:r>
         <w:rPr>
           <w:rFonts w:ascii="Consolas" w:hAnsi="Consolas"/>
+          <w:noProof/>
           <w:sz w:val="18"/>
           <w:szCs w:val="18"/>
           <w:lang w:val="ru-RU"/>
@@ -4054,6 +4420,155 @@
 <file path=word/numbering.xml><?xml version="1.0" encoding="utf-8"?>
 <w:numbering xmlns:wpc="http://schemas.microsoft.com/office/word/2010/wordprocessingCanvas" xmlns:cx="http://schemas.microsoft.com/office/drawing/2014/chartex" xmlns:cx1="http://schemas.microsoft.com/office/drawing/2015/9/8/chartex" xmlns:cx2="http://schemas.microsoft.com/office/drawing/2015/10/21/chartex" xmlns:cx3="http://schemas.microsoft.com/office/drawing/2016/5/9/chartex" xmlns:cx4="http://schemas.microsoft.com/office/drawing/2016/5/10/chartex" xmlns:cx5="http://schemas.microsoft.com/office/drawing/2016/5/11/chartex" xmlns:cx6="http://schemas.microsoft.com/office/drawing/2016/5/12/chartex" xmlns:cx7="http://schemas.microsoft.com/office/drawing/2016/5/13/chartex" xmlns:cx8="http://schemas.microsoft.com/office/drawing/2016/5/14/chartex" xmlns:mc="http://schemas.openxmlformats.org/markup-compatibility/2006" xmlns:aink="http://schemas.microsoft.com/office/drawing/2016/ink" xmlns:am3d="http://schemas.microsoft.com/office/drawing/2017/model3d" xmlns:o="urn:schemas-microsoft-com:office:office" xmlns:oel="http://schemas.microsoft.com/office/2019/extlst" xmlns:r="http://schemas.openxmlformats.org/officeDocument/2006/relationships" xmlns:m="http://schemas.openxmlformats.org/officeDocument/2006/math" xmlns:v="urn:schemas-microsoft-com:vml" xmlns:wp14="http://schemas.microsoft.com/office/word/2010/wordprocessingDrawing" xmlns:wp="http://schemas.openxmlformats.org/drawingml/2006/wordprocessingDrawing" xmlns:w10="urn:schemas-microsoft-com:office:word" xmlns:w="http://schemas.openxmlformats.org/wordprocessingml/2006/main" xmlns:w14="http://schemas.microsoft.com/office/word/2010/wordml" xmlns:w15="http://schemas.microsoft.com/office/word/2012/wordml" xmlns:w16cex="http://schemas.microsoft.com/office/word/2018/wordml/cex" xmlns:w16cid="http://schemas.microsoft.com/office/word/2016/wordml/cid" xmlns:w16="http://schemas.microsoft.com/office/word/2018/wordml" xmlns:w16du="http://schemas.microsoft.com/office/word/2023/wordml/word16du" xmlns:w16sdtdh="http://schemas.microsoft.com/office/word/2020/wordml/sdtdatahash" xmlns:w16sdtfl="http://schemas.microsoft.com/office/word/2024/wordml/sdtformatlock" xmlns:w16se="http://schemas.microsoft.com/office/word/2015/wordml/symex" xmlns:wpg="http://schemas.microsoft.com/office/word/2010/wordprocessingGroup" xmlns:wpi="http://schemas.microsoft.com/office/word/2010/wordprocessingInk" xmlns:wne="http://schemas.microsoft.com/office/word/2006/wordml" xmlns:wps="http://schemas.microsoft.com/office/word/2010/wordprocessingShape" mc:Ignorable="w14 w15 w16se w16cid w16 w16cex w16sdtdh w16sdtfl w16du wp14">
   <w:abstractNum w:abstractNumId="0" w15:restartNumberingAfterBreak="0">
+    <w:nsid w:val="0B934664"/>
+    <w:multiLevelType w:val="multilevel"/>
+    <w:tmpl w:val="7806E59C"/>
+    <w:lvl w:ilvl="0">
+      <w:start w:val="1"/>
+      <w:numFmt w:val="bullet"/>
+      <w:lvlText w:val=""/>
+      <w:lvlJc w:val="left"/>
+      <w:pPr>
+        <w:tabs>
+          <w:tab w:val="num" w:pos="720"/>
+        </w:tabs>
+        <w:ind w:left="720" w:hanging="360"/>
+      </w:pPr>
+      <w:rPr>
+        <w:rFonts w:ascii="Symbol" w:hAnsi="Symbol" w:hint="default"/>
+        <w:sz w:val="20"/>
+      </w:rPr>
+    </w:lvl>
+    <w:lvl w:ilvl="1" w:tentative="1">
+      <w:start w:val="1"/>
+      <w:numFmt w:val="bullet"/>
+      <w:lvlText w:val="o"/>
+      <w:lvlJc w:val="left"/>
+      <w:pPr>
+        <w:tabs>
+          <w:tab w:val="num" w:pos="1440"/>
+        </w:tabs>
+        <w:ind w:left="1440" w:hanging="360"/>
+      </w:pPr>
+      <w:rPr>
+        <w:rFonts w:ascii="Courier New" w:hAnsi="Courier New" w:hint="default"/>
+        <w:sz w:val="20"/>
+      </w:rPr>
+    </w:lvl>
+    <w:lvl w:ilvl="2" w:tentative="1">
+      <w:start w:val="1"/>
+      <w:numFmt w:val="bullet"/>
+      <w:lvlText w:val=""/>
+      <w:lvlJc w:val="left"/>
+      <w:pPr>
+        <w:tabs>
+          <w:tab w:val="num" w:pos="2160"/>
+        </w:tabs>
+        <w:ind w:left="2160" w:hanging="360"/>
+      </w:pPr>
+      <w:rPr>
+        <w:rFonts w:ascii="Wingdings" w:hAnsi="Wingdings" w:hint="default"/>
+        <w:sz w:val="20"/>
+      </w:rPr>
+    </w:lvl>
+    <w:lvl w:ilvl="3" w:tentative="1">
+      <w:start w:val="1"/>
+      <w:numFmt w:val="bullet"/>
+      <w:lvlText w:val=""/>
+      <w:lvlJc w:val="left"/>
+      <w:pPr>
+        <w:tabs>
+          <w:tab w:val="num" w:pos="2880"/>
+        </w:tabs>
+        <w:ind w:left="2880" w:hanging="360"/>
+      </w:pPr>
+      <w:rPr>
+        <w:rFonts w:ascii="Wingdings" w:hAnsi="Wingdings" w:hint="default"/>
+        <w:sz w:val="20"/>
+      </w:rPr>
+    </w:lvl>
+    <w:lvl w:ilvl="4" w:tentative="1">
+      <w:start w:val="1"/>
+      <w:numFmt w:val="bullet"/>
+      <w:lvlText w:val=""/>
+      <w:lvlJc w:val="left"/>
+      <w:pPr>
+        <w:tabs>
+          <w:tab w:val="num" w:pos="3600"/>
+        </w:tabs>
+        <w:ind w:left="3600" w:hanging="360"/>
+      </w:pPr>
+      <w:rPr>
+        <w:rFonts w:ascii="Wingdings" w:hAnsi="Wingdings" w:hint="default"/>
+        <w:sz w:val="20"/>
+      </w:rPr>
+    </w:lvl>
+    <w:lvl w:ilvl="5" w:tentative="1">
+      <w:start w:val="1"/>
+      <w:numFmt w:val="bullet"/>
+      <w:lvlText w:val=""/>
+      <w:lvlJc w:val="left"/>
+      <w:pPr>
+        <w:tabs>
+          <w:tab w:val="num" w:pos="4320"/>
+        </w:tabs>
+        <w:ind w:left="4320" w:hanging="360"/>
+      </w:pPr>
+      <w:rPr>
+        <w:rFonts w:ascii="Wingdings" w:hAnsi="Wingdings" w:hint="default"/>
+        <w:sz w:val="20"/>
+      </w:rPr>
+    </w:lvl>
+    <w:lvl w:ilvl="6" w:tentative="1">
+      <w:start w:val="1"/>
+      <w:numFmt w:val="bullet"/>
+      <w:lvlText w:val=""/>
+      <w:lvlJc w:val="left"/>
+      <w:pPr>
+        <w:tabs>
+          <w:tab w:val="num" w:pos="5040"/>
+        </w:tabs>
+        <w:ind w:left="5040" w:hanging="360"/>
+      </w:pPr>
+      <w:rPr>
+        <w:rFonts w:ascii="Wingdings" w:hAnsi="Wingdings" w:hint="default"/>
+        <w:sz w:val="20"/>
+      </w:rPr>
+    </w:lvl>
+    <w:lvl w:ilvl="7" w:tentative="1">
+      <w:start w:val="1"/>
+      <w:numFmt w:val="bullet"/>
+      <w:lvlText w:val=""/>
+      <w:lvlJc w:val="left"/>
+      <w:pPr>
+        <w:tabs>
+          <w:tab w:val="num" w:pos="5760"/>
+        </w:tabs>
+        <w:ind w:left="5760" w:hanging="360"/>
+      </w:pPr>
+      <w:rPr>
+        <w:rFonts w:ascii="Wingdings" w:hAnsi="Wingdings" w:hint="default"/>
+        <w:sz w:val="20"/>
+      </w:rPr>
+    </w:lvl>
+    <w:lvl w:ilvl="8" w:tentative="1">
+      <w:start w:val="1"/>
+      <w:numFmt w:val="bullet"/>
+      <w:lvlText w:val=""/>
+      <w:lvlJc w:val="left"/>
+      <w:pPr>
+        <w:tabs>
+          <w:tab w:val="num" w:pos="6480"/>
+        </w:tabs>
+        <w:ind w:left="6480" w:hanging="360"/>
+      </w:pPr>
+      <w:rPr>
+        <w:rFonts w:ascii="Wingdings" w:hAnsi="Wingdings" w:hint="default"/>
+        <w:sz w:val="20"/>
+      </w:rPr>
+    </w:lvl>
+  </w:abstractNum>
+  <w:abstractNum w:abstractNumId="1" w15:restartNumberingAfterBreak="0">
     <w:nsid w:val="0DC20543"/>
     <w:multiLevelType w:val="multilevel"/>
     <w:tmpl w:val="33E6784E"/>
@@ -4202,7 +4717,7 @@
       </w:rPr>
     </w:lvl>
   </w:abstractNum>
-  <w:abstractNum w:abstractNumId="1" w15:restartNumberingAfterBreak="0">
+  <w:abstractNum w:abstractNumId="2" w15:restartNumberingAfterBreak="0">
     <w:nsid w:val="29A14AE0"/>
     <w:multiLevelType w:val="multilevel"/>
     <w:tmpl w:val="808293CE"/>
@@ -4315,7 +4830,7 @@
       </w:pPr>
     </w:lvl>
   </w:abstractNum>
-  <w:abstractNum w:abstractNumId="2" w15:restartNumberingAfterBreak="0">
+  <w:abstractNum w:abstractNumId="3" w15:restartNumberingAfterBreak="0">
     <w:nsid w:val="39361581"/>
     <w:multiLevelType w:val="multilevel"/>
     <w:tmpl w:val="5FFCD3C2"/>
@@ -4464,7 +4979,269 @@
       </w:rPr>
     </w:lvl>
   </w:abstractNum>
-  <w:abstractNum w:abstractNumId="3" w15:restartNumberingAfterBreak="0">
+  <w:abstractNum w:abstractNumId="4" w15:restartNumberingAfterBreak="0">
+    <w:nsid w:val="3B294185"/>
+    <w:multiLevelType w:val="multilevel"/>
+    <w:tmpl w:val="8AEE6A96"/>
+    <w:lvl w:ilvl="0">
+      <w:start w:val="1"/>
+      <w:numFmt w:val="decimal"/>
+      <w:lvlText w:val="%1."/>
+      <w:lvlJc w:val="left"/>
+      <w:pPr>
+        <w:tabs>
+          <w:tab w:val="num" w:pos="720"/>
+        </w:tabs>
+        <w:ind w:left="720" w:hanging="360"/>
+      </w:pPr>
+    </w:lvl>
+    <w:lvl w:ilvl="1" w:tentative="1">
+      <w:start w:val="1"/>
+      <w:numFmt w:val="decimal"/>
+      <w:lvlText w:val="%2."/>
+      <w:lvlJc w:val="left"/>
+      <w:pPr>
+        <w:tabs>
+          <w:tab w:val="num" w:pos="1440"/>
+        </w:tabs>
+        <w:ind w:left="1440" w:hanging="360"/>
+      </w:pPr>
+    </w:lvl>
+    <w:lvl w:ilvl="2" w:tentative="1">
+      <w:start w:val="1"/>
+      <w:numFmt w:val="decimal"/>
+      <w:lvlText w:val="%3."/>
+      <w:lvlJc w:val="left"/>
+      <w:pPr>
+        <w:tabs>
+          <w:tab w:val="num" w:pos="2160"/>
+        </w:tabs>
+        <w:ind w:left="2160" w:hanging="360"/>
+      </w:pPr>
+    </w:lvl>
+    <w:lvl w:ilvl="3" w:tentative="1">
+      <w:start w:val="1"/>
+      <w:numFmt w:val="decimal"/>
+      <w:lvlText w:val="%4."/>
+      <w:lvlJc w:val="left"/>
+      <w:pPr>
+        <w:tabs>
+          <w:tab w:val="num" w:pos="2880"/>
+        </w:tabs>
+        <w:ind w:left="2880" w:hanging="360"/>
+      </w:pPr>
+    </w:lvl>
+    <w:lvl w:ilvl="4" w:tentative="1">
+      <w:start w:val="1"/>
+      <w:numFmt w:val="decimal"/>
+      <w:lvlText w:val="%5."/>
+      <w:lvlJc w:val="left"/>
+      <w:pPr>
+        <w:tabs>
+          <w:tab w:val="num" w:pos="3600"/>
+        </w:tabs>
+        <w:ind w:left="3600" w:hanging="360"/>
+      </w:pPr>
+    </w:lvl>
+    <w:lvl w:ilvl="5" w:tentative="1">
+      <w:start w:val="1"/>
+      <w:numFmt w:val="decimal"/>
+      <w:lvlText w:val="%6."/>
+      <w:lvlJc w:val="left"/>
+      <w:pPr>
+        <w:tabs>
+          <w:tab w:val="num" w:pos="4320"/>
+        </w:tabs>
+        <w:ind w:left="4320" w:hanging="360"/>
+      </w:pPr>
+    </w:lvl>
+    <w:lvl w:ilvl="6" w:tentative="1">
+      <w:start w:val="1"/>
+      <w:numFmt w:val="decimal"/>
+      <w:lvlText w:val="%7."/>
+      <w:lvlJc w:val="left"/>
+      <w:pPr>
+        <w:tabs>
+          <w:tab w:val="num" w:pos="5040"/>
+        </w:tabs>
+        <w:ind w:left="5040" w:hanging="360"/>
+      </w:pPr>
+    </w:lvl>
+    <w:lvl w:ilvl="7" w:tentative="1">
+      <w:start w:val="1"/>
+      <w:numFmt w:val="decimal"/>
+      <w:lvlText w:val="%8."/>
+      <w:lvlJc w:val="left"/>
+      <w:pPr>
+        <w:tabs>
+          <w:tab w:val="num" w:pos="5760"/>
+        </w:tabs>
+        <w:ind w:left="5760" w:hanging="360"/>
+      </w:pPr>
+    </w:lvl>
+    <w:lvl w:ilvl="8" w:tentative="1">
+      <w:start w:val="1"/>
+      <w:numFmt w:val="decimal"/>
+      <w:lvlText w:val="%9."/>
+      <w:lvlJc w:val="left"/>
+      <w:pPr>
+        <w:tabs>
+          <w:tab w:val="num" w:pos="6480"/>
+        </w:tabs>
+        <w:ind w:left="6480" w:hanging="360"/>
+      </w:pPr>
+    </w:lvl>
+  </w:abstractNum>
+  <w:abstractNum w:abstractNumId="5" w15:restartNumberingAfterBreak="0">
+    <w:nsid w:val="3FB25DAD"/>
+    <w:multiLevelType w:val="multilevel"/>
+    <w:tmpl w:val="E12039BA"/>
+    <w:lvl w:ilvl="0">
+      <w:start w:val="1"/>
+      <w:numFmt w:val="bullet"/>
+      <w:lvlText w:val=""/>
+      <w:lvlJc w:val="left"/>
+      <w:pPr>
+        <w:tabs>
+          <w:tab w:val="num" w:pos="720"/>
+        </w:tabs>
+        <w:ind w:left="720" w:hanging="360"/>
+      </w:pPr>
+      <w:rPr>
+        <w:rFonts w:ascii="Symbol" w:hAnsi="Symbol" w:hint="default"/>
+        <w:sz w:val="20"/>
+      </w:rPr>
+    </w:lvl>
+    <w:lvl w:ilvl="1" w:tentative="1">
+      <w:start w:val="1"/>
+      <w:numFmt w:val="bullet"/>
+      <w:lvlText w:val="o"/>
+      <w:lvlJc w:val="left"/>
+      <w:pPr>
+        <w:tabs>
+          <w:tab w:val="num" w:pos="1440"/>
+        </w:tabs>
+        <w:ind w:left="1440" w:hanging="360"/>
+      </w:pPr>
+      <w:rPr>
+        <w:rFonts w:ascii="Courier New" w:hAnsi="Courier New" w:hint="default"/>
+        <w:sz w:val="20"/>
+      </w:rPr>
+    </w:lvl>
+    <w:lvl w:ilvl="2" w:tentative="1">
+      <w:start w:val="1"/>
+      <w:numFmt w:val="bullet"/>
+      <w:lvlText w:val=""/>
+      <w:lvlJc w:val="left"/>
+      <w:pPr>
+        <w:tabs>
+          <w:tab w:val="num" w:pos="2160"/>
+        </w:tabs>
+        <w:ind w:left="2160" w:hanging="360"/>
+      </w:pPr>
+      <w:rPr>
+        <w:rFonts w:ascii="Wingdings" w:hAnsi="Wingdings" w:hint="default"/>
+        <w:sz w:val="20"/>
+      </w:rPr>
+    </w:lvl>
+    <w:lvl w:ilvl="3" w:tentative="1">
+      <w:start w:val="1"/>
+      <w:numFmt w:val="bullet"/>
+      <w:lvlText w:val=""/>
+      <w:lvlJc w:val="left"/>
+      <w:pPr>
+        <w:tabs>
+          <w:tab w:val="num" w:pos="2880"/>
+        </w:tabs>
+        <w:ind w:left="2880" w:hanging="360"/>
+      </w:pPr>
+      <w:rPr>
+        <w:rFonts w:ascii="Wingdings" w:hAnsi="Wingdings" w:hint="default"/>
+        <w:sz w:val="20"/>
+      </w:rPr>
+    </w:lvl>
+    <w:lvl w:ilvl="4" w:tentative="1">
+      <w:start w:val="1"/>
+      <w:numFmt w:val="bullet"/>
+      <w:lvlText w:val=""/>
+      <w:lvlJc w:val="left"/>
+      <w:pPr>
+        <w:tabs>
+          <w:tab w:val="num" w:pos="3600"/>
+        </w:tabs>
+        <w:ind w:left="3600" w:hanging="360"/>
+      </w:pPr>
+      <w:rPr>
+        <w:rFonts w:ascii="Wingdings" w:hAnsi="Wingdings" w:hint="default"/>
+        <w:sz w:val="20"/>
+      </w:rPr>
+    </w:lvl>
+    <w:lvl w:ilvl="5" w:tentative="1">
+      <w:start w:val="1"/>
+      <w:numFmt w:val="bullet"/>
+      <w:lvlText w:val=""/>
+      <w:lvlJc w:val="left"/>
+      <w:pPr>
+        <w:tabs>
+          <w:tab w:val="num" w:pos="4320"/>
+        </w:tabs>
+        <w:ind w:left="4320" w:hanging="360"/>
+      </w:pPr>
+      <w:rPr>
+        <w:rFonts w:ascii="Wingdings" w:hAnsi="Wingdings" w:hint="default"/>
+        <w:sz w:val="20"/>
+      </w:rPr>
+    </w:lvl>
+    <w:lvl w:ilvl="6" w:tentative="1">
+      <w:start w:val="1"/>
+      <w:numFmt w:val="bullet"/>
+      <w:lvlText w:val=""/>
+      <w:lvlJc w:val="left"/>
+      <w:pPr>
+        <w:tabs>
+          <w:tab w:val="num" w:pos="5040"/>
+        </w:tabs>
+        <w:ind w:left="5040" w:hanging="360"/>
+      </w:pPr>
+      <w:rPr>
+        <w:rFonts w:ascii="Wingdings" w:hAnsi="Wingdings" w:hint="default"/>
+        <w:sz w:val="20"/>
+      </w:rPr>
+    </w:lvl>
+    <w:lvl w:ilvl="7" w:tentative="1">
+      <w:start w:val="1"/>
+      <w:numFmt w:val="bullet"/>
+      <w:lvlText w:val=""/>
+      <w:lvlJc w:val="left"/>
+      <w:pPr>
+        <w:tabs>
+          <w:tab w:val="num" w:pos="5760"/>
+        </w:tabs>
+        <w:ind w:left="5760" w:hanging="360"/>
+      </w:pPr>
+      <w:rPr>
+        <w:rFonts w:ascii="Wingdings" w:hAnsi="Wingdings" w:hint="default"/>
+        <w:sz w:val="20"/>
+      </w:rPr>
+    </w:lvl>
+    <w:lvl w:ilvl="8" w:tentative="1">
+      <w:start w:val="1"/>
+      <w:numFmt w:val="bullet"/>
+      <w:lvlText w:val=""/>
+      <w:lvlJc w:val="left"/>
+      <w:pPr>
+        <w:tabs>
+          <w:tab w:val="num" w:pos="6480"/>
+        </w:tabs>
+        <w:ind w:left="6480" w:hanging="360"/>
+      </w:pPr>
+      <w:rPr>
+        <w:rFonts w:ascii="Wingdings" w:hAnsi="Wingdings" w:hint="default"/>
+        <w:sz w:val="20"/>
+      </w:rPr>
+    </w:lvl>
+  </w:abstractNum>
+  <w:abstractNum w:abstractNumId="6" w15:restartNumberingAfterBreak="0">
     <w:nsid w:val="4AA73B8F"/>
     <w:multiLevelType w:val="multilevel"/>
     <w:tmpl w:val="33629298"/>
@@ -4577,7 +5354,7 @@
       </w:pPr>
     </w:lvl>
   </w:abstractNum>
-  <w:abstractNum w:abstractNumId="4" w15:restartNumberingAfterBreak="0">
+  <w:abstractNum w:abstractNumId="7" w15:restartNumberingAfterBreak="0">
     <w:nsid w:val="58700B0D"/>
     <w:multiLevelType w:val="multilevel"/>
     <w:tmpl w:val="3970DB4E"/>
@@ -4690,7 +5467,7 @@
       </w:pPr>
     </w:lvl>
   </w:abstractNum>
-  <w:abstractNum w:abstractNumId="5" w15:restartNumberingAfterBreak="0">
+  <w:abstractNum w:abstractNumId="8" w15:restartNumberingAfterBreak="0">
     <w:nsid w:val="5AD742FD"/>
     <w:multiLevelType w:val="multilevel"/>
     <w:tmpl w:val="4CF0FD7C"/>
@@ -4804,21 +5581,30 @@
     </w:lvl>
   </w:abstractNum>
   <w:num w:numId="1" w16cid:durableId="1764448889">
+    <w:abstractNumId w:val="7"/>
+  </w:num>
+  <w:num w:numId="2" w16cid:durableId="818110695">
+    <w:abstractNumId w:val="6"/>
+  </w:num>
+  <w:num w:numId="3" w16cid:durableId="511915698">
+    <w:abstractNumId w:val="3"/>
+  </w:num>
+  <w:num w:numId="4" w16cid:durableId="1691683691">
+    <w:abstractNumId w:val="1"/>
+  </w:num>
+  <w:num w:numId="5" w16cid:durableId="1989632657">
+    <w:abstractNumId w:val="2"/>
+  </w:num>
+  <w:num w:numId="6" w16cid:durableId="310990329">
+    <w:abstractNumId w:val="8"/>
+  </w:num>
+  <w:num w:numId="7" w16cid:durableId="745540314">
     <w:abstractNumId w:val="4"/>
   </w:num>
-  <w:num w:numId="2" w16cid:durableId="818110695">
-    <w:abstractNumId w:val="3"/>
-  </w:num>
-  <w:num w:numId="3" w16cid:durableId="511915698">
-    <w:abstractNumId w:val="2"/>
-  </w:num>
-  <w:num w:numId="4" w16cid:durableId="1691683691">
+  <w:num w:numId="8" w16cid:durableId="723794648">
     <w:abstractNumId w:val="0"/>
   </w:num>
-  <w:num w:numId="5" w16cid:durableId="1989632657">
-    <w:abstractNumId w:val="1"/>
-  </w:num>
-  <w:num w:numId="6" w16cid:durableId="310990329">
+  <w:num w:numId="9" w16cid:durableId="1895002020">
     <w:abstractNumId w:val="5"/>
   </w:num>
 </w:numbering>
